--- a/docs/docx/akt_inventarizacii.docx
+++ b/docs/docx/akt_inventarizacii.docx
@@ -214,6 +214,762 @@
               <w:t>{{ПРИМЕЧАНИЕ}}</w:t>
             </w:r>
           </w:p>
+        </w:tc>
+      </w:tr>
+      <w:tr>
+        <w:tc>
+          <w:tcPr>
+            <w:tcW w:type="dxa" w:w="1080"/>
+          </w:tcPr>
+          <w:p>
+            <w:r>
+              <w:t>2</w:t>
+            </w:r>
+          </w:p>
+        </w:tc>
+        <w:tc>
+          <w:tcPr>
+            <w:tcW w:type="dxa" w:w="1080"/>
+          </w:tcPr>
+          <w:p/>
+        </w:tc>
+        <w:tc>
+          <w:tcPr>
+            <w:tcW w:type="dxa" w:w="1080"/>
+          </w:tcPr>
+          <w:p/>
+        </w:tc>
+        <w:tc>
+          <w:tcPr>
+            <w:tcW w:type="dxa" w:w="1080"/>
+          </w:tcPr>
+          <w:p/>
+        </w:tc>
+        <w:tc>
+          <w:tcPr>
+            <w:tcW w:type="dxa" w:w="1080"/>
+          </w:tcPr>
+          <w:p/>
+        </w:tc>
+        <w:tc>
+          <w:tcPr>
+            <w:tcW w:type="dxa" w:w="1080"/>
+          </w:tcPr>
+          <w:p/>
+        </w:tc>
+        <w:tc>
+          <w:tcPr>
+            <w:tcW w:type="dxa" w:w="1080"/>
+          </w:tcPr>
+          <w:p/>
+        </w:tc>
+        <w:tc>
+          <w:tcPr>
+            <w:tcW w:type="dxa" w:w="1080"/>
+          </w:tcPr>
+          <w:p/>
+        </w:tc>
+      </w:tr>
+      <w:tr>
+        <w:tc>
+          <w:tcPr>
+            <w:tcW w:type="dxa" w:w="1080"/>
+          </w:tcPr>
+          <w:p>
+            <w:r>
+              <w:t>3</w:t>
+            </w:r>
+          </w:p>
+        </w:tc>
+        <w:tc>
+          <w:tcPr>
+            <w:tcW w:type="dxa" w:w="1080"/>
+          </w:tcPr>
+          <w:p/>
+        </w:tc>
+        <w:tc>
+          <w:tcPr>
+            <w:tcW w:type="dxa" w:w="1080"/>
+          </w:tcPr>
+          <w:p/>
+        </w:tc>
+        <w:tc>
+          <w:tcPr>
+            <w:tcW w:type="dxa" w:w="1080"/>
+          </w:tcPr>
+          <w:p/>
+        </w:tc>
+        <w:tc>
+          <w:tcPr>
+            <w:tcW w:type="dxa" w:w="1080"/>
+          </w:tcPr>
+          <w:p/>
+        </w:tc>
+        <w:tc>
+          <w:tcPr>
+            <w:tcW w:type="dxa" w:w="1080"/>
+          </w:tcPr>
+          <w:p/>
+        </w:tc>
+        <w:tc>
+          <w:tcPr>
+            <w:tcW w:type="dxa" w:w="1080"/>
+          </w:tcPr>
+          <w:p/>
+        </w:tc>
+        <w:tc>
+          <w:tcPr>
+            <w:tcW w:type="dxa" w:w="1080"/>
+          </w:tcPr>
+          <w:p/>
+        </w:tc>
+      </w:tr>
+      <w:tr>
+        <w:tc>
+          <w:tcPr>
+            <w:tcW w:type="dxa" w:w="1080"/>
+          </w:tcPr>
+          <w:p>
+            <w:r>
+              <w:t>4</w:t>
+            </w:r>
+          </w:p>
+        </w:tc>
+        <w:tc>
+          <w:tcPr>
+            <w:tcW w:type="dxa" w:w="1080"/>
+          </w:tcPr>
+          <w:p/>
+        </w:tc>
+        <w:tc>
+          <w:tcPr>
+            <w:tcW w:type="dxa" w:w="1080"/>
+          </w:tcPr>
+          <w:p/>
+        </w:tc>
+        <w:tc>
+          <w:tcPr>
+            <w:tcW w:type="dxa" w:w="1080"/>
+          </w:tcPr>
+          <w:p/>
+        </w:tc>
+        <w:tc>
+          <w:tcPr>
+            <w:tcW w:type="dxa" w:w="1080"/>
+          </w:tcPr>
+          <w:p/>
+        </w:tc>
+        <w:tc>
+          <w:tcPr>
+            <w:tcW w:type="dxa" w:w="1080"/>
+          </w:tcPr>
+          <w:p/>
+        </w:tc>
+        <w:tc>
+          <w:tcPr>
+            <w:tcW w:type="dxa" w:w="1080"/>
+          </w:tcPr>
+          <w:p/>
+        </w:tc>
+        <w:tc>
+          <w:tcPr>
+            <w:tcW w:type="dxa" w:w="1080"/>
+          </w:tcPr>
+          <w:p/>
+        </w:tc>
+      </w:tr>
+      <w:tr>
+        <w:tc>
+          <w:tcPr>
+            <w:tcW w:type="dxa" w:w="1080"/>
+          </w:tcPr>
+          <w:p>
+            <w:r>
+              <w:t>5</w:t>
+            </w:r>
+          </w:p>
+        </w:tc>
+        <w:tc>
+          <w:tcPr>
+            <w:tcW w:type="dxa" w:w="1080"/>
+          </w:tcPr>
+          <w:p/>
+        </w:tc>
+        <w:tc>
+          <w:tcPr>
+            <w:tcW w:type="dxa" w:w="1080"/>
+          </w:tcPr>
+          <w:p/>
+        </w:tc>
+        <w:tc>
+          <w:tcPr>
+            <w:tcW w:type="dxa" w:w="1080"/>
+          </w:tcPr>
+          <w:p/>
+        </w:tc>
+        <w:tc>
+          <w:tcPr>
+            <w:tcW w:type="dxa" w:w="1080"/>
+          </w:tcPr>
+          <w:p/>
+        </w:tc>
+        <w:tc>
+          <w:tcPr>
+            <w:tcW w:type="dxa" w:w="1080"/>
+          </w:tcPr>
+          <w:p/>
+        </w:tc>
+        <w:tc>
+          <w:tcPr>
+            <w:tcW w:type="dxa" w:w="1080"/>
+          </w:tcPr>
+          <w:p/>
+        </w:tc>
+        <w:tc>
+          <w:tcPr>
+            <w:tcW w:type="dxa" w:w="1080"/>
+          </w:tcPr>
+          <w:p/>
+        </w:tc>
+      </w:tr>
+      <w:tr>
+        <w:tc>
+          <w:tcPr>
+            <w:tcW w:type="dxa" w:w="1080"/>
+          </w:tcPr>
+          <w:p>
+            <w:r>
+              <w:t>6</w:t>
+            </w:r>
+          </w:p>
+        </w:tc>
+        <w:tc>
+          <w:tcPr>
+            <w:tcW w:type="dxa" w:w="1080"/>
+          </w:tcPr>
+          <w:p/>
+        </w:tc>
+        <w:tc>
+          <w:tcPr>
+            <w:tcW w:type="dxa" w:w="1080"/>
+          </w:tcPr>
+          <w:p/>
+        </w:tc>
+        <w:tc>
+          <w:tcPr>
+            <w:tcW w:type="dxa" w:w="1080"/>
+          </w:tcPr>
+          <w:p/>
+        </w:tc>
+        <w:tc>
+          <w:tcPr>
+            <w:tcW w:type="dxa" w:w="1080"/>
+          </w:tcPr>
+          <w:p/>
+        </w:tc>
+        <w:tc>
+          <w:tcPr>
+            <w:tcW w:type="dxa" w:w="1080"/>
+          </w:tcPr>
+          <w:p/>
+        </w:tc>
+        <w:tc>
+          <w:tcPr>
+            <w:tcW w:type="dxa" w:w="1080"/>
+          </w:tcPr>
+          <w:p/>
+        </w:tc>
+        <w:tc>
+          <w:tcPr>
+            <w:tcW w:type="dxa" w:w="1080"/>
+          </w:tcPr>
+          <w:p/>
+        </w:tc>
+      </w:tr>
+      <w:tr>
+        <w:tc>
+          <w:tcPr>
+            <w:tcW w:type="dxa" w:w="1080"/>
+          </w:tcPr>
+          <w:p>
+            <w:r>
+              <w:t>7</w:t>
+            </w:r>
+          </w:p>
+        </w:tc>
+        <w:tc>
+          <w:tcPr>
+            <w:tcW w:type="dxa" w:w="1080"/>
+          </w:tcPr>
+          <w:p/>
+        </w:tc>
+        <w:tc>
+          <w:tcPr>
+            <w:tcW w:type="dxa" w:w="1080"/>
+          </w:tcPr>
+          <w:p/>
+        </w:tc>
+        <w:tc>
+          <w:tcPr>
+            <w:tcW w:type="dxa" w:w="1080"/>
+          </w:tcPr>
+          <w:p/>
+        </w:tc>
+        <w:tc>
+          <w:tcPr>
+            <w:tcW w:type="dxa" w:w="1080"/>
+          </w:tcPr>
+          <w:p/>
+        </w:tc>
+        <w:tc>
+          <w:tcPr>
+            <w:tcW w:type="dxa" w:w="1080"/>
+          </w:tcPr>
+          <w:p/>
+        </w:tc>
+        <w:tc>
+          <w:tcPr>
+            <w:tcW w:type="dxa" w:w="1080"/>
+          </w:tcPr>
+          <w:p/>
+        </w:tc>
+        <w:tc>
+          <w:tcPr>
+            <w:tcW w:type="dxa" w:w="1080"/>
+          </w:tcPr>
+          <w:p/>
+        </w:tc>
+      </w:tr>
+      <w:tr>
+        <w:tc>
+          <w:tcPr>
+            <w:tcW w:type="dxa" w:w="1080"/>
+          </w:tcPr>
+          <w:p>
+            <w:r>
+              <w:t>8</w:t>
+            </w:r>
+          </w:p>
+        </w:tc>
+        <w:tc>
+          <w:tcPr>
+            <w:tcW w:type="dxa" w:w="1080"/>
+          </w:tcPr>
+          <w:p/>
+        </w:tc>
+        <w:tc>
+          <w:tcPr>
+            <w:tcW w:type="dxa" w:w="1080"/>
+          </w:tcPr>
+          <w:p/>
+        </w:tc>
+        <w:tc>
+          <w:tcPr>
+            <w:tcW w:type="dxa" w:w="1080"/>
+          </w:tcPr>
+          <w:p/>
+        </w:tc>
+        <w:tc>
+          <w:tcPr>
+            <w:tcW w:type="dxa" w:w="1080"/>
+          </w:tcPr>
+          <w:p/>
+        </w:tc>
+        <w:tc>
+          <w:tcPr>
+            <w:tcW w:type="dxa" w:w="1080"/>
+          </w:tcPr>
+          <w:p/>
+        </w:tc>
+        <w:tc>
+          <w:tcPr>
+            <w:tcW w:type="dxa" w:w="1080"/>
+          </w:tcPr>
+          <w:p/>
+        </w:tc>
+        <w:tc>
+          <w:tcPr>
+            <w:tcW w:type="dxa" w:w="1080"/>
+          </w:tcPr>
+          <w:p/>
+        </w:tc>
+      </w:tr>
+      <w:tr>
+        <w:tc>
+          <w:tcPr>
+            <w:tcW w:type="dxa" w:w="1080"/>
+          </w:tcPr>
+          <w:p>
+            <w:r>
+              <w:t>9</w:t>
+            </w:r>
+          </w:p>
+        </w:tc>
+        <w:tc>
+          <w:tcPr>
+            <w:tcW w:type="dxa" w:w="1080"/>
+          </w:tcPr>
+          <w:p/>
+        </w:tc>
+        <w:tc>
+          <w:tcPr>
+            <w:tcW w:type="dxa" w:w="1080"/>
+          </w:tcPr>
+          <w:p/>
+        </w:tc>
+        <w:tc>
+          <w:tcPr>
+            <w:tcW w:type="dxa" w:w="1080"/>
+          </w:tcPr>
+          <w:p/>
+        </w:tc>
+        <w:tc>
+          <w:tcPr>
+            <w:tcW w:type="dxa" w:w="1080"/>
+          </w:tcPr>
+          <w:p/>
+        </w:tc>
+        <w:tc>
+          <w:tcPr>
+            <w:tcW w:type="dxa" w:w="1080"/>
+          </w:tcPr>
+          <w:p/>
+        </w:tc>
+        <w:tc>
+          <w:tcPr>
+            <w:tcW w:type="dxa" w:w="1080"/>
+          </w:tcPr>
+          <w:p/>
+        </w:tc>
+        <w:tc>
+          <w:tcPr>
+            <w:tcW w:type="dxa" w:w="1080"/>
+          </w:tcPr>
+          <w:p/>
+        </w:tc>
+      </w:tr>
+      <w:tr>
+        <w:tc>
+          <w:tcPr>
+            <w:tcW w:type="dxa" w:w="1080"/>
+          </w:tcPr>
+          <w:p>
+            <w:r>
+              <w:t>10</w:t>
+            </w:r>
+          </w:p>
+        </w:tc>
+        <w:tc>
+          <w:tcPr>
+            <w:tcW w:type="dxa" w:w="1080"/>
+          </w:tcPr>
+          <w:p/>
+        </w:tc>
+        <w:tc>
+          <w:tcPr>
+            <w:tcW w:type="dxa" w:w="1080"/>
+          </w:tcPr>
+          <w:p/>
+        </w:tc>
+        <w:tc>
+          <w:tcPr>
+            <w:tcW w:type="dxa" w:w="1080"/>
+          </w:tcPr>
+          <w:p/>
+        </w:tc>
+        <w:tc>
+          <w:tcPr>
+            <w:tcW w:type="dxa" w:w="1080"/>
+          </w:tcPr>
+          <w:p/>
+        </w:tc>
+        <w:tc>
+          <w:tcPr>
+            <w:tcW w:type="dxa" w:w="1080"/>
+          </w:tcPr>
+          <w:p/>
+        </w:tc>
+        <w:tc>
+          <w:tcPr>
+            <w:tcW w:type="dxa" w:w="1080"/>
+          </w:tcPr>
+          <w:p/>
+        </w:tc>
+        <w:tc>
+          <w:tcPr>
+            <w:tcW w:type="dxa" w:w="1080"/>
+          </w:tcPr>
+          <w:p/>
+        </w:tc>
+      </w:tr>
+      <w:tr>
+        <w:tc>
+          <w:tcPr>
+            <w:tcW w:type="dxa" w:w="1080"/>
+          </w:tcPr>
+          <w:p>
+            <w:r>
+              <w:t>11</w:t>
+            </w:r>
+          </w:p>
+        </w:tc>
+        <w:tc>
+          <w:tcPr>
+            <w:tcW w:type="dxa" w:w="1080"/>
+          </w:tcPr>
+          <w:p/>
+        </w:tc>
+        <w:tc>
+          <w:tcPr>
+            <w:tcW w:type="dxa" w:w="1080"/>
+          </w:tcPr>
+          <w:p/>
+        </w:tc>
+        <w:tc>
+          <w:tcPr>
+            <w:tcW w:type="dxa" w:w="1080"/>
+          </w:tcPr>
+          <w:p/>
+        </w:tc>
+        <w:tc>
+          <w:tcPr>
+            <w:tcW w:type="dxa" w:w="1080"/>
+          </w:tcPr>
+          <w:p/>
+        </w:tc>
+        <w:tc>
+          <w:tcPr>
+            <w:tcW w:type="dxa" w:w="1080"/>
+          </w:tcPr>
+          <w:p/>
+        </w:tc>
+        <w:tc>
+          <w:tcPr>
+            <w:tcW w:type="dxa" w:w="1080"/>
+          </w:tcPr>
+          <w:p/>
+        </w:tc>
+        <w:tc>
+          <w:tcPr>
+            <w:tcW w:type="dxa" w:w="1080"/>
+          </w:tcPr>
+          <w:p/>
+        </w:tc>
+      </w:tr>
+      <w:tr>
+        <w:tc>
+          <w:tcPr>
+            <w:tcW w:type="dxa" w:w="1080"/>
+          </w:tcPr>
+          <w:p>
+            <w:r>
+              <w:t>12</w:t>
+            </w:r>
+          </w:p>
+        </w:tc>
+        <w:tc>
+          <w:tcPr>
+            <w:tcW w:type="dxa" w:w="1080"/>
+          </w:tcPr>
+          <w:p/>
+        </w:tc>
+        <w:tc>
+          <w:tcPr>
+            <w:tcW w:type="dxa" w:w="1080"/>
+          </w:tcPr>
+          <w:p/>
+        </w:tc>
+        <w:tc>
+          <w:tcPr>
+            <w:tcW w:type="dxa" w:w="1080"/>
+          </w:tcPr>
+          <w:p/>
+        </w:tc>
+        <w:tc>
+          <w:tcPr>
+            <w:tcW w:type="dxa" w:w="1080"/>
+          </w:tcPr>
+          <w:p/>
+        </w:tc>
+        <w:tc>
+          <w:tcPr>
+            <w:tcW w:type="dxa" w:w="1080"/>
+          </w:tcPr>
+          <w:p/>
+        </w:tc>
+        <w:tc>
+          <w:tcPr>
+            <w:tcW w:type="dxa" w:w="1080"/>
+          </w:tcPr>
+          <w:p/>
+        </w:tc>
+        <w:tc>
+          <w:tcPr>
+            <w:tcW w:type="dxa" w:w="1080"/>
+          </w:tcPr>
+          <w:p/>
+        </w:tc>
+      </w:tr>
+      <w:tr>
+        <w:tc>
+          <w:tcPr>
+            <w:tcW w:type="dxa" w:w="1080"/>
+          </w:tcPr>
+          <w:p>
+            <w:r>
+              <w:t>13</w:t>
+            </w:r>
+          </w:p>
+        </w:tc>
+        <w:tc>
+          <w:tcPr>
+            <w:tcW w:type="dxa" w:w="1080"/>
+          </w:tcPr>
+          <w:p/>
+        </w:tc>
+        <w:tc>
+          <w:tcPr>
+            <w:tcW w:type="dxa" w:w="1080"/>
+          </w:tcPr>
+          <w:p/>
+        </w:tc>
+        <w:tc>
+          <w:tcPr>
+            <w:tcW w:type="dxa" w:w="1080"/>
+          </w:tcPr>
+          <w:p/>
+        </w:tc>
+        <w:tc>
+          <w:tcPr>
+            <w:tcW w:type="dxa" w:w="1080"/>
+          </w:tcPr>
+          <w:p/>
+        </w:tc>
+        <w:tc>
+          <w:tcPr>
+            <w:tcW w:type="dxa" w:w="1080"/>
+          </w:tcPr>
+          <w:p/>
+        </w:tc>
+        <w:tc>
+          <w:tcPr>
+            <w:tcW w:type="dxa" w:w="1080"/>
+          </w:tcPr>
+          <w:p/>
+        </w:tc>
+        <w:tc>
+          <w:tcPr>
+            <w:tcW w:type="dxa" w:w="1080"/>
+          </w:tcPr>
+          <w:p/>
+        </w:tc>
+      </w:tr>
+      <w:tr>
+        <w:tc>
+          <w:tcPr>
+            <w:tcW w:type="dxa" w:w="1080"/>
+          </w:tcPr>
+          <w:p>
+            <w:r>
+              <w:t>14</w:t>
+            </w:r>
+          </w:p>
+        </w:tc>
+        <w:tc>
+          <w:tcPr>
+            <w:tcW w:type="dxa" w:w="1080"/>
+          </w:tcPr>
+          <w:p/>
+        </w:tc>
+        <w:tc>
+          <w:tcPr>
+            <w:tcW w:type="dxa" w:w="1080"/>
+          </w:tcPr>
+          <w:p/>
+        </w:tc>
+        <w:tc>
+          <w:tcPr>
+            <w:tcW w:type="dxa" w:w="1080"/>
+          </w:tcPr>
+          <w:p/>
+        </w:tc>
+        <w:tc>
+          <w:tcPr>
+            <w:tcW w:type="dxa" w:w="1080"/>
+          </w:tcPr>
+          <w:p/>
+        </w:tc>
+        <w:tc>
+          <w:tcPr>
+            <w:tcW w:type="dxa" w:w="1080"/>
+          </w:tcPr>
+          <w:p/>
+        </w:tc>
+        <w:tc>
+          <w:tcPr>
+            <w:tcW w:type="dxa" w:w="1080"/>
+          </w:tcPr>
+          <w:p/>
+        </w:tc>
+        <w:tc>
+          <w:tcPr>
+            <w:tcW w:type="dxa" w:w="1080"/>
+          </w:tcPr>
+          <w:p/>
+        </w:tc>
+      </w:tr>
+      <w:tr>
+        <w:tc>
+          <w:tcPr>
+            <w:tcW w:type="dxa" w:w="1080"/>
+          </w:tcPr>
+          <w:p>
+            <w:r>
+              <w:t>15</w:t>
+            </w:r>
+          </w:p>
+        </w:tc>
+        <w:tc>
+          <w:tcPr>
+            <w:tcW w:type="dxa" w:w="1080"/>
+          </w:tcPr>
+          <w:p/>
+        </w:tc>
+        <w:tc>
+          <w:tcPr>
+            <w:tcW w:type="dxa" w:w="1080"/>
+          </w:tcPr>
+          <w:p/>
+        </w:tc>
+        <w:tc>
+          <w:tcPr>
+            <w:tcW w:type="dxa" w:w="1080"/>
+          </w:tcPr>
+          <w:p/>
+        </w:tc>
+        <w:tc>
+          <w:tcPr>
+            <w:tcW w:type="dxa" w:w="1080"/>
+          </w:tcPr>
+          <w:p/>
+        </w:tc>
+        <w:tc>
+          <w:tcPr>
+            <w:tcW w:type="dxa" w:w="1080"/>
+          </w:tcPr>
+          <w:p/>
+        </w:tc>
+        <w:tc>
+          <w:tcPr>
+            <w:tcW w:type="dxa" w:w="1080"/>
+          </w:tcPr>
+          <w:p/>
+        </w:tc>
+        <w:tc>
+          <w:tcPr>
+            <w:tcW w:type="dxa" w:w="1080"/>
+          </w:tcPr>
+          <w:p/>
         </w:tc>
       </w:tr>
     </w:tbl>

--- a/docs/docx/akt_inventarizacii.docx
+++ b/docs/docx/akt_inventarizacii.docx
@@ -43,19 +43,23 @@
         <w:tblLook w:firstColumn="1" w:firstRow="1" w:lastColumn="0" w:lastRow="0" w:noHBand="0" w:noVBand="1" w:val="04A0"/>
       </w:tblPr>
       <w:tblGrid>
-        <w:gridCol w:w="1080"/>
-        <w:gridCol w:w="1080"/>
-        <w:gridCol w:w="1080"/>
-        <w:gridCol w:w="1080"/>
-        <w:gridCol w:w="1080"/>
-        <w:gridCol w:w="1080"/>
-        <w:gridCol w:w="1080"/>
-        <w:gridCol w:w="1080"/>
+        <w:gridCol w:w="1261"/>
+        <w:gridCol w:w="1261"/>
+        <w:gridCol w:w="1261"/>
+        <w:gridCol w:w="1261"/>
+        <w:gridCol w:w="1261"/>
+        <w:gridCol w:w="1261"/>
+        <w:gridCol w:w="1261"/>
+        <w:gridCol w:w="1261"/>
+        <w:gridCol w:w="1261"/>
+        <w:gridCol w:w="1261"/>
+        <w:gridCol w:w="1261"/>
+        <w:gridCol w:w="1261"/>
       </w:tblGrid>
       <w:tr>
         <w:tc>
           <w:tcPr>
-            <w:tcW w:type="dxa" w:w="1080"/>
+            <w:tcW w:type="dxa" w:w="1261"/>
           </w:tcPr>
           <w:p>
             <w:r>
@@ -65,7 +69,7 @@
         </w:tc>
         <w:tc>
           <w:tcPr>
-            <w:tcW w:type="dxa" w:w="1080"/>
+            <w:tcW w:type="dxa" w:w="1261"/>
           </w:tcPr>
           <w:p>
             <w:r>
@@ -75,7 +79,7 @@
         </w:tc>
         <w:tc>
           <w:tcPr>
-            <w:tcW w:type="dxa" w:w="1080"/>
+            <w:tcW w:type="dxa" w:w="1261"/>
           </w:tcPr>
           <w:p>
             <w:r>
@@ -85,7 +89,7 @@
         </w:tc>
         <w:tc>
           <w:tcPr>
-            <w:tcW w:type="dxa" w:w="1080"/>
+            <w:tcW w:type="dxa" w:w="1261"/>
           </w:tcPr>
           <w:p>
             <w:r>
@@ -95,41 +99,81 @@
         </w:tc>
         <w:tc>
           <w:tcPr>
-            <w:tcW w:type="dxa" w:w="1080"/>
+            <w:tcW w:type="dxa" w:w="1261"/>
           </w:tcPr>
           <w:p>
             <w:r>
-              <w:t>Кол-во</w:t>
+              <w:t>Кол-во фактически</w:t>
             </w:r>
           </w:p>
         </w:tc>
         <w:tc>
           <w:tcPr>
-            <w:tcW w:type="dxa" w:w="1080"/>
+            <w:tcW w:type="dxa" w:w="1261"/>
           </w:tcPr>
           <w:p>
             <w:r>
-              <w:t>Балансовая стоимость, руб.</w:t>
+              <w:t>Стоимость фактически, руб.</w:t>
             </w:r>
           </w:p>
         </w:tc>
         <w:tc>
           <w:tcPr>
-            <w:tcW w:type="dxa" w:w="1080"/>
+            <w:tcW w:type="dxa" w:w="1261"/>
           </w:tcPr>
           <w:p>
             <w:r>
-              <w:t>Фактическое наличие</w:t>
+              <w:t>Кол-во по данным учёта</w:t>
             </w:r>
           </w:p>
         </w:tc>
         <w:tc>
           <w:tcPr>
-            <w:tcW w:type="dxa" w:w="1080"/>
+            <w:tcW w:type="dxa" w:w="1261"/>
           </w:tcPr>
           <w:p>
             <w:r>
-              <w:t>Примечание (обременения)</w:t>
+              <w:t>Стоимость по данным учёта, руб.</w:t>
+            </w:r>
+          </w:p>
+        </w:tc>
+        <w:tc>
+          <w:tcPr>
+            <w:tcW w:type="dxa" w:w="1261"/>
+          </w:tcPr>
+          <w:p>
+            <w:r>
+              <w:t>Наличие</w:t>
+            </w:r>
+          </w:p>
+        </w:tc>
+        <w:tc>
+          <w:tcPr>
+            <w:tcW w:type="dxa" w:w="1261"/>
+          </w:tcPr>
+          <w:p>
+            <w:r>
+              <w:t>Обременения (залогодержатель)</w:t>
+            </w:r>
+          </w:p>
+        </w:tc>
+        <w:tc>
+          <w:tcPr>
+            <w:tcW w:type="dxa" w:w="1261"/>
+          </w:tcPr>
+          <w:p>
+            <w:r>
+              <w:t>В залоге (да/нет)</w:t>
+            </w:r>
+          </w:p>
+        </w:tc>
+        <w:tc>
+          <w:tcPr>
+            <w:tcW w:type="dxa" w:w="1261"/>
+          </w:tcPr>
+          <w:p>
+            <w:r>
+              <w:t>Примечание (причина расхождения)</w:t>
             </w:r>
           </w:p>
         </w:tc>
@@ -137,7 +181,7 @@
       <w:tr>
         <w:tc>
           <w:tcPr>
-            <w:tcW w:type="dxa" w:w="1080"/>
+            <w:tcW w:type="dxa" w:w="1261"/>
           </w:tcPr>
           <w:p>
             <w:r>
@@ -147,7 +191,7 @@
         </w:tc>
         <w:tc>
           <w:tcPr>
-            <w:tcW w:type="dxa" w:w="1080"/>
+            <w:tcW w:type="dxa" w:w="1261"/>
           </w:tcPr>
           <w:p>
             <w:r>
@@ -157,7 +201,7 @@
         </w:tc>
         <w:tc>
           <w:tcPr>
-            <w:tcW w:type="dxa" w:w="1080"/>
+            <w:tcW w:type="dxa" w:w="1261"/>
           </w:tcPr>
           <w:p>
             <w:r>
@@ -167,7 +211,7 @@
         </w:tc>
         <w:tc>
           <w:tcPr>
-            <w:tcW w:type="dxa" w:w="1080"/>
+            <w:tcW w:type="dxa" w:w="1261"/>
           </w:tcPr>
           <w:p>
             <w:r>
@@ -177,7 +221,7 @@
         </w:tc>
         <w:tc>
           <w:tcPr>
-            <w:tcW w:type="dxa" w:w="1080"/>
+            <w:tcW w:type="dxa" w:w="1261"/>
           </w:tcPr>
           <w:p>
             <w:r>
@@ -187,7 +231,7 @@
         </w:tc>
         <w:tc>
           <w:tcPr>
-            <w:tcW w:type="dxa" w:w="1080"/>
+            <w:tcW w:type="dxa" w:w="1261"/>
           </w:tcPr>
           <w:p>
             <w:r>
@@ -197,7 +241,27 @@
         </w:tc>
         <w:tc>
           <w:tcPr>
-            <w:tcW w:type="dxa" w:w="1080"/>
+            <w:tcW w:type="dxa" w:w="1261"/>
+          </w:tcPr>
+          <w:p>
+            <w:r>
+              <w:t>{{КОЛ_ПО_УЧЁТУ}}</w:t>
+            </w:r>
+          </w:p>
+        </w:tc>
+        <w:tc>
+          <w:tcPr>
+            <w:tcW w:type="dxa" w:w="1261"/>
+          </w:tcPr>
+          <w:p>
+            <w:r>
+              <w:t>{{СТОИМОСТЬ_ПО_УЧЁТУ}}</w:t>
+            </w:r>
+          </w:p>
+        </w:tc>
+        <w:tc>
+          <w:tcPr>
+            <w:tcW w:type="dxa" w:w="1261"/>
           </w:tcPr>
           <w:p>
             <w:r>
@@ -207,7 +271,27 @@
         </w:tc>
         <w:tc>
           <w:tcPr>
-            <w:tcW w:type="dxa" w:w="1080"/>
+            <w:tcW w:type="dxa" w:w="1261"/>
+          </w:tcPr>
+          <w:p>
+            <w:r>
+              <w:t>{{ОБРЕМЕНЕНИЯ}}</w:t>
+            </w:r>
+          </w:p>
+        </w:tc>
+        <w:tc>
+          <w:tcPr>
+            <w:tcW w:type="dxa" w:w="1261"/>
+          </w:tcPr>
+          <w:p>
+            <w:r>
+              <w:t>{{В_ЗАЛОГЕ}}</w:t>
+            </w:r>
+          </w:p>
+        </w:tc>
+        <w:tc>
+          <w:tcPr>
+            <w:tcW w:type="dxa" w:w="1261"/>
           </w:tcPr>
           <w:p>
             <w:r>
@@ -219,7 +303,7 @@
       <w:tr>
         <w:tc>
           <w:tcPr>
-            <w:tcW w:type="dxa" w:w="1080"/>
+            <w:tcW w:type="dxa" w:w="1261"/>
           </w:tcPr>
           <w:p>
             <w:r>
@@ -229,43 +313,67 @@
         </w:tc>
         <w:tc>
           <w:tcPr>
-            <w:tcW w:type="dxa" w:w="1080"/>
+            <w:tcW w:type="dxa" w:w="1261"/>
           </w:tcPr>
           <w:p/>
         </w:tc>
         <w:tc>
           <w:tcPr>
-            <w:tcW w:type="dxa" w:w="1080"/>
+            <w:tcW w:type="dxa" w:w="1261"/>
           </w:tcPr>
           <w:p/>
         </w:tc>
         <w:tc>
           <w:tcPr>
-            <w:tcW w:type="dxa" w:w="1080"/>
+            <w:tcW w:type="dxa" w:w="1261"/>
           </w:tcPr>
           <w:p/>
         </w:tc>
         <w:tc>
           <w:tcPr>
-            <w:tcW w:type="dxa" w:w="1080"/>
+            <w:tcW w:type="dxa" w:w="1261"/>
           </w:tcPr>
           <w:p/>
         </w:tc>
         <w:tc>
           <w:tcPr>
-            <w:tcW w:type="dxa" w:w="1080"/>
+            <w:tcW w:type="dxa" w:w="1261"/>
           </w:tcPr>
           <w:p/>
         </w:tc>
         <w:tc>
           <w:tcPr>
-            <w:tcW w:type="dxa" w:w="1080"/>
+            <w:tcW w:type="dxa" w:w="1261"/>
           </w:tcPr>
           <w:p/>
         </w:tc>
         <w:tc>
           <w:tcPr>
-            <w:tcW w:type="dxa" w:w="1080"/>
+            <w:tcW w:type="dxa" w:w="1261"/>
+          </w:tcPr>
+          <w:p/>
+        </w:tc>
+        <w:tc>
+          <w:tcPr>
+            <w:tcW w:type="dxa" w:w="1261"/>
+          </w:tcPr>
+          <w:p/>
+        </w:tc>
+        <w:tc>
+          <w:tcPr>
+            <w:tcW w:type="dxa" w:w="1261"/>
+          </w:tcPr>
+          <w:p/>
+        </w:tc>
+        <w:tc>
+          <w:tcPr>
+            <w:tcW w:type="dxa" w:w="1261"/>
+          </w:tcPr>
+          <w:p/>
+        </w:tc>
+        <w:tc>
+          <w:tcPr>
+            <w:tcW w:type="dxa" w:w="1261"/>
           </w:tcPr>
           <w:p/>
         </w:tc>
@@ -273,7 +381,7 @@
       <w:tr>
         <w:tc>
           <w:tcPr>
-            <w:tcW w:type="dxa" w:w="1080"/>
+            <w:tcW w:type="dxa" w:w="1261"/>
           </w:tcPr>
           <w:p>
             <w:r>
@@ -283,43 +391,67 @@
         </w:tc>
         <w:tc>
           <w:tcPr>
-            <w:tcW w:type="dxa" w:w="1080"/>
+            <w:tcW w:type="dxa" w:w="1261"/>
           </w:tcPr>
           <w:p/>
         </w:tc>
         <w:tc>
           <w:tcPr>
-            <w:tcW w:type="dxa" w:w="1080"/>
+            <w:tcW w:type="dxa" w:w="1261"/>
           </w:tcPr>
           <w:p/>
         </w:tc>
         <w:tc>
           <w:tcPr>
-            <w:tcW w:type="dxa" w:w="1080"/>
+            <w:tcW w:type="dxa" w:w="1261"/>
           </w:tcPr>
           <w:p/>
         </w:tc>
         <w:tc>
           <w:tcPr>
-            <w:tcW w:type="dxa" w:w="1080"/>
+            <w:tcW w:type="dxa" w:w="1261"/>
           </w:tcPr>
           <w:p/>
         </w:tc>
         <w:tc>
           <w:tcPr>
-            <w:tcW w:type="dxa" w:w="1080"/>
+            <w:tcW w:type="dxa" w:w="1261"/>
           </w:tcPr>
           <w:p/>
         </w:tc>
         <w:tc>
           <w:tcPr>
-            <w:tcW w:type="dxa" w:w="1080"/>
+            <w:tcW w:type="dxa" w:w="1261"/>
           </w:tcPr>
           <w:p/>
         </w:tc>
         <w:tc>
           <w:tcPr>
-            <w:tcW w:type="dxa" w:w="1080"/>
+            <w:tcW w:type="dxa" w:w="1261"/>
+          </w:tcPr>
+          <w:p/>
+        </w:tc>
+        <w:tc>
+          <w:tcPr>
+            <w:tcW w:type="dxa" w:w="1261"/>
+          </w:tcPr>
+          <w:p/>
+        </w:tc>
+        <w:tc>
+          <w:tcPr>
+            <w:tcW w:type="dxa" w:w="1261"/>
+          </w:tcPr>
+          <w:p/>
+        </w:tc>
+        <w:tc>
+          <w:tcPr>
+            <w:tcW w:type="dxa" w:w="1261"/>
+          </w:tcPr>
+          <w:p/>
+        </w:tc>
+        <w:tc>
+          <w:tcPr>
+            <w:tcW w:type="dxa" w:w="1261"/>
           </w:tcPr>
           <w:p/>
         </w:tc>
@@ -327,7 +459,7 @@
       <w:tr>
         <w:tc>
           <w:tcPr>
-            <w:tcW w:type="dxa" w:w="1080"/>
+            <w:tcW w:type="dxa" w:w="1261"/>
           </w:tcPr>
           <w:p>
             <w:r>
@@ -337,43 +469,67 @@
         </w:tc>
         <w:tc>
           <w:tcPr>
-            <w:tcW w:type="dxa" w:w="1080"/>
+            <w:tcW w:type="dxa" w:w="1261"/>
           </w:tcPr>
           <w:p/>
         </w:tc>
         <w:tc>
           <w:tcPr>
-            <w:tcW w:type="dxa" w:w="1080"/>
+            <w:tcW w:type="dxa" w:w="1261"/>
           </w:tcPr>
           <w:p/>
         </w:tc>
         <w:tc>
           <w:tcPr>
-            <w:tcW w:type="dxa" w:w="1080"/>
+            <w:tcW w:type="dxa" w:w="1261"/>
           </w:tcPr>
           <w:p/>
         </w:tc>
         <w:tc>
           <w:tcPr>
-            <w:tcW w:type="dxa" w:w="1080"/>
+            <w:tcW w:type="dxa" w:w="1261"/>
           </w:tcPr>
           <w:p/>
         </w:tc>
         <w:tc>
           <w:tcPr>
-            <w:tcW w:type="dxa" w:w="1080"/>
+            <w:tcW w:type="dxa" w:w="1261"/>
           </w:tcPr>
           <w:p/>
         </w:tc>
         <w:tc>
           <w:tcPr>
-            <w:tcW w:type="dxa" w:w="1080"/>
+            <w:tcW w:type="dxa" w:w="1261"/>
           </w:tcPr>
           <w:p/>
         </w:tc>
         <w:tc>
           <w:tcPr>
-            <w:tcW w:type="dxa" w:w="1080"/>
+            <w:tcW w:type="dxa" w:w="1261"/>
+          </w:tcPr>
+          <w:p/>
+        </w:tc>
+        <w:tc>
+          <w:tcPr>
+            <w:tcW w:type="dxa" w:w="1261"/>
+          </w:tcPr>
+          <w:p/>
+        </w:tc>
+        <w:tc>
+          <w:tcPr>
+            <w:tcW w:type="dxa" w:w="1261"/>
+          </w:tcPr>
+          <w:p/>
+        </w:tc>
+        <w:tc>
+          <w:tcPr>
+            <w:tcW w:type="dxa" w:w="1261"/>
+          </w:tcPr>
+          <w:p/>
+        </w:tc>
+        <w:tc>
+          <w:tcPr>
+            <w:tcW w:type="dxa" w:w="1261"/>
           </w:tcPr>
           <w:p/>
         </w:tc>
@@ -381,7 +537,7 @@
       <w:tr>
         <w:tc>
           <w:tcPr>
-            <w:tcW w:type="dxa" w:w="1080"/>
+            <w:tcW w:type="dxa" w:w="1261"/>
           </w:tcPr>
           <w:p>
             <w:r>
@@ -391,43 +547,67 @@
         </w:tc>
         <w:tc>
           <w:tcPr>
-            <w:tcW w:type="dxa" w:w="1080"/>
+            <w:tcW w:type="dxa" w:w="1261"/>
           </w:tcPr>
           <w:p/>
         </w:tc>
         <w:tc>
           <w:tcPr>
-            <w:tcW w:type="dxa" w:w="1080"/>
+            <w:tcW w:type="dxa" w:w="1261"/>
           </w:tcPr>
           <w:p/>
         </w:tc>
         <w:tc>
           <w:tcPr>
-            <w:tcW w:type="dxa" w:w="1080"/>
+            <w:tcW w:type="dxa" w:w="1261"/>
           </w:tcPr>
           <w:p/>
         </w:tc>
         <w:tc>
           <w:tcPr>
-            <w:tcW w:type="dxa" w:w="1080"/>
+            <w:tcW w:type="dxa" w:w="1261"/>
           </w:tcPr>
           <w:p/>
         </w:tc>
         <w:tc>
           <w:tcPr>
-            <w:tcW w:type="dxa" w:w="1080"/>
+            <w:tcW w:type="dxa" w:w="1261"/>
           </w:tcPr>
           <w:p/>
         </w:tc>
         <w:tc>
           <w:tcPr>
-            <w:tcW w:type="dxa" w:w="1080"/>
+            <w:tcW w:type="dxa" w:w="1261"/>
           </w:tcPr>
           <w:p/>
         </w:tc>
         <w:tc>
           <w:tcPr>
-            <w:tcW w:type="dxa" w:w="1080"/>
+            <w:tcW w:type="dxa" w:w="1261"/>
+          </w:tcPr>
+          <w:p/>
+        </w:tc>
+        <w:tc>
+          <w:tcPr>
+            <w:tcW w:type="dxa" w:w="1261"/>
+          </w:tcPr>
+          <w:p/>
+        </w:tc>
+        <w:tc>
+          <w:tcPr>
+            <w:tcW w:type="dxa" w:w="1261"/>
+          </w:tcPr>
+          <w:p/>
+        </w:tc>
+        <w:tc>
+          <w:tcPr>
+            <w:tcW w:type="dxa" w:w="1261"/>
+          </w:tcPr>
+          <w:p/>
+        </w:tc>
+        <w:tc>
+          <w:tcPr>
+            <w:tcW w:type="dxa" w:w="1261"/>
           </w:tcPr>
           <w:p/>
         </w:tc>
@@ -435,7 +615,7 @@
       <w:tr>
         <w:tc>
           <w:tcPr>
-            <w:tcW w:type="dxa" w:w="1080"/>
+            <w:tcW w:type="dxa" w:w="1261"/>
           </w:tcPr>
           <w:p>
             <w:r>
@@ -445,43 +625,67 @@
         </w:tc>
         <w:tc>
           <w:tcPr>
-            <w:tcW w:type="dxa" w:w="1080"/>
+            <w:tcW w:type="dxa" w:w="1261"/>
           </w:tcPr>
           <w:p/>
         </w:tc>
         <w:tc>
           <w:tcPr>
-            <w:tcW w:type="dxa" w:w="1080"/>
+            <w:tcW w:type="dxa" w:w="1261"/>
           </w:tcPr>
           <w:p/>
         </w:tc>
         <w:tc>
           <w:tcPr>
-            <w:tcW w:type="dxa" w:w="1080"/>
+            <w:tcW w:type="dxa" w:w="1261"/>
           </w:tcPr>
           <w:p/>
         </w:tc>
         <w:tc>
           <w:tcPr>
-            <w:tcW w:type="dxa" w:w="1080"/>
+            <w:tcW w:type="dxa" w:w="1261"/>
           </w:tcPr>
           <w:p/>
         </w:tc>
         <w:tc>
           <w:tcPr>
-            <w:tcW w:type="dxa" w:w="1080"/>
+            <w:tcW w:type="dxa" w:w="1261"/>
           </w:tcPr>
           <w:p/>
         </w:tc>
         <w:tc>
           <w:tcPr>
-            <w:tcW w:type="dxa" w:w="1080"/>
+            <w:tcW w:type="dxa" w:w="1261"/>
           </w:tcPr>
           <w:p/>
         </w:tc>
         <w:tc>
           <w:tcPr>
-            <w:tcW w:type="dxa" w:w="1080"/>
+            <w:tcW w:type="dxa" w:w="1261"/>
+          </w:tcPr>
+          <w:p/>
+        </w:tc>
+        <w:tc>
+          <w:tcPr>
+            <w:tcW w:type="dxa" w:w="1261"/>
+          </w:tcPr>
+          <w:p/>
+        </w:tc>
+        <w:tc>
+          <w:tcPr>
+            <w:tcW w:type="dxa" w:w="1261"/>
+          </w:tcPr>
+          <w:p/>
+        </w:tc>
+        <w:tc>
+          <w:tcPr>
+            <w:tcW w:type="dxa" w:w="1261"/>
+          </w:tcPr>
+          <w:p/>
+        </w:tc>
+        <w:tc>
+          <w:tcPr>
+            <w:tcW w:type="dxa" w:w="1261"/>
           </w:tcPr>
           <w:p/>
         </w:tc>
@@ -489,7 +693,7 @@
       <w:tr>
         <w:tc>
           <w:tcPr>
-            <w:tcW w:type="dxa" w:w="1080"/>
+            <w:tcW w:type="dxa" w:w="1261"/>
           </w:tcPr>
           <w:p>
             <w:r>
@@ -499,43 +703,67 @@
         </w:tc>
         <w:tc>
           <w:tcPr>
-            <w:tcW w:type="dxa" w:w="1080"/>
+            <w:tcW w:type="dxa" w:w="1261"/>
           </w:tcPr>
           <w:p/>
         </w:tc>
         <w:tc>
           <w:tcPr>
-            <w:tcW w:type="dxa" w:w="1080"/>
+            <w:tcW w:type="dxa" w:w="1261"/>
           </w:tcPr>
           <w:p/>
         </w:tc>
         <w:tc>
           <w:tcPr>
-            <w:tcW w:type="dxa" w:w="1080"/>
+            <w:tcW w:type="dxa" w:w="1261"/>
           </w:tcPr>
           <w:p/>
         </w:tc>
         <w:tc>
           <w:tcPr>
-            <w:tcW w:type="dxa" w:w="1080"/>
+            <w:tcW w:type="dxa" w:w="1261"/>
           </w:tcPr>
           <w:p/>
         </w:tc>
         <w:tc>
           <w:tcPr>
-            <w:tcW w:type="dxa" w:w="1080"/>
+            <w:tcW w:type="dxa" w:w="1261"/>
           </w:tcPr>
           <w:p/>
         </w:tc>
         <w:tc>
           <w:tcPr>
-            <w:tcW w:type="dxa" w:w="1080"/>
+            <w:tcW w:type="dxa" w:w="1261"/>
           </w:tcPr>
           <w:p/>
         </w:tc>
         <w:tc>
           <w:tcPr>
-            <w:tcW w:type="dxa" w:w="1080"/>
+            <w:tcW w:type="dxa" w:w="1261"/>
+          </w:tcPr>
+          <w:p/>
+        </w:tc>
+        <w:tc>
+          <w:tcPr>
+            <w:tcW w:type="dxa" w:w="1261"/>
+          </w:tcPr>
+          <w:p/>
+        </w:tc>
+        <w:tc>
+          <w:tcPr>
+            <w:tcW w:type="dxa" w:w="1261"/>
+          </w:tcPr>
+          <w:p/>
+        </w:tc>
+        <w:tc>
+          <w:tcPr>
+            <w:tcW w:type="dxa" w:w="1261"/>
+          </w:tcPr>
+          <w:p/>
+        </w:tc>
+        <w:tc>
+          <w:tcPr>
+            <w:tcW w:type="dxa" w:w="1261"/>
           </w:tcPr>
           <w:p/>
         </w:tc>
@@ -543,7 +771,7 @@
       <w:tr>
         <w:tc>
           <w:tcPr>
-            <w:tcW w:type="dxa" w:w="1080"/>
+            <w:tcW w:type="dxa" w:w="1261"/>
           </w:tcPr>
           <w:p>
             <w:r>
@@ -553,43 +781,67 @@
         </w:tc>
         <w:tc>
           <w:tcPr>
-            <w:tcW w:type="dxa" w:w="1080"/>
+            <w:tcW w:type="dxa" w:w="1261"/>
           </w:tcPr>
           <w:p/>
         </w:tc>
         <w:tc>
           <w:tcPr>
-            <w:tcW w:type="dxa" w:w="1080"/>
+            <w:tcW w:type="dxa" w:w="1261"/>
           </w:tcPr>
           <w:p/>
         </w:tc>
         <w:tc>
           <w:tcPr>
-            <w:tcW w:type="dxa" w:w="1080"/>
+            <w:tcW w:type="dxa" w:w="1261"/>
           </w:tcPr>
           <w:p/>
         </w:tc>
         <w:tc>
           <w:tcPr>
-            <w:tcW w:type="dxa" w:w="1080"/>
+            <w:tcW w:type="dxa" w:w="1261"/>
           </w:tcPr>
           <w:p/>
         </w:tc>
         <w:tc>
           <w:tcPr>
-            <w:tcW w:type="dxa" w:w="1080"/>
+            <w:tcW w:type="dxa" w:w="1261"/>
           </w:tcPr>
           <w:p/>
         </w:tc>
         <w:tc>
           <w:tcPr>
-            <w:tcW w:type="dxa" w:w="1080"/>
+            <w:tcW w:type="dxa" w:w="1261"/>
           </w:tcPr>
           <w:p/>
         </w:tc>
         <w:tc>
           <w:tcPr>
-            <w:tcW w:type="dxa" w:w="1080"/>
+            <w:tcW w:type="dxa" w:w="1261"/>
+          </w:tcPr>
+          <w:p/>
+        </w:tc>
+        <w:tc>
+          <w:tcPr>
+            <w:tcW w:type="dxa" w:w="1261"/>
+          </w:tcPr>
+          <w:p/>
+        </w:tc>
+        <w:tc>
+          <w:tcPr>
+            <w:tcW w:type="dxa" w:w="1261"/>
+          </w:tcPr>
+          <w:p/>
+        </w:tc>
+        <w:tc>
+          <w:tcPr>
+            <w:tcW w:type="dxa" w:w="1261"/>
+          </w:tcPr>
+          <w:p/>
+        </w:tc>
+        <w:tc>
+          <w:tcPr>
+            <w:tcW w:type="dxa" w:w="1261"/>
           </w:tcPr>
           <w:p/>
         </w:tc>
@@ -597,7 +849,7 @@
       <w:tr>
         <w:tc>
           <w:tcPr>
-            <w:tcW w:type="dxa" w:w="1080"/>
+            <w:tcW w:type="dxa" w:w="1261"/>
           </w:tcPr>
           <w:p>
             <w:r>
@@ -607,43 +859,67 @@
         </w:tc>
         <w:tc>
           <w:tcPr>
-            <w:tcW w:type="dxa" w:w="1080"/>
+            <w:tcW w:type="dxa" w:w="1261"/>
           </w:tcPr>
           <w:p/>
         </w:tc>
         <w:tc>
           <w:tcPr>
-            <w:tcW w:type="dxa" w:w="1080"/>
+            <w:tcW w:type="dxa" w:w="1261"/>
           </w:tcPr>
           <w:p/>
         </w:tc>
         <w:tc>
           <w:tcPr>
-            <w:tcW w:type="dxa" w:w="1080"/>
+            <w:tcW w:type="dxa" w:w="1261"/>
           </w:tcPr>
           <w:p/>
         </w:tc>
         <w:tc>
           <w:tcPr>
-            <w:tcW w:type="dxa" w:w="1080"/>
+            <w:tcW w:type="dxa" w:w="1261"/>
           </w:tcPr>
           <w:p/>
         </w:tc>
         <w:tc>
           <w:tcPr>
-            <w:tcW w:type="dxa" w:w="1080"/>
+            <w:tcW w:type="dxa" w:w="1261"/>
           </w:tcPr>
           <w:p/>
         </w:tc>
         <w:tc>
           <w:tcPr>
-            <w:tcW w:type="dxa" w:w="1080"/>
+            <w:tcW w:type="dxa" w:w="1261"/>
           </w:tcPr>
           <w:p/>
         </w:tc>
         <w:tc>
           <w:tcPr>
-            <w:tcW w:type="dxa" w:w="1080"/>
+            <w:tcW w:type="dxa" w:w="1261"/>
+          </w:tcPr>
+          <w:p/>
+        </w:tc>
+        <w:tc>
+          <w:tcPr>
+            <w:tcW w:type="dxa" w:w="1261"/>
+          </w:tcPr>
+          <w:p/>
+        </w:tc>
+        <w:tc>
+          <w:tcPr>
+            <w:tcW w:type="dxa" w:w="1261"/>
+          </w:tcPr>
+          <w:p/>
+        </w:tc>
+        <w:tc>
+          <w:tcPr>
+            <w:tcW w:type="dxa" w:w="1261"/>
+          </w:tcPr>
+          <w:p/>
+        </w:tc>
+        <w:tc>
+          <w:tcPr>
+            <w:tcW w:type="dxa" w:w="1261"/>
           </w:tcPr>
           <w:p/>
         </w:tc>
@@ -651,7 +927,7 @@
       <w:tr>
         <w:tc>
           <w:tcPr>
-            <w:tcW w:type="dxa" w:w="1080"/>
+            <w:tcW w:type="dxa" w:w="1261"/>
           </w:tcPr>
           <w:p>
             <w:r>
@@ -661,43 +937,67 @@
         </w:tc>
         <w:tc>
           <w:tcPr>
-            <w:tcW w:type="dxa" w:w="1080"/>
+            <w:tcW w:type="dxa" w:w="1261"/>
           </w:tcPr>
           <w:p/>
         </w:tc>
         <w:tc>
           <w:tcPr>
-            <w:tcW w:type="dxa" w:w="1080"/>
+            <w:tcW w:type="dxa" w:w="1261"/>
           </w:tcPr>
           <w:p/>
         </w:tc>
         <w:tc>
           <w:tcPr>
-            <w:tcW w:type="dxa" w:w="1080"/>
+            <w:tcW w:type="dxa" w:w="1261"/>
           </w:tcPr>
           <w:p/>
         </w:tc>
         <w:tc>
           <w:tcPr>
-            <w:tcW w:type="dxa" w:w="1080"/>
+            <w:tcW w:type="dxa" w:w="1261"/>
           </w:tcPr>
           <w:p/>
         </w:tc>
         <w:tc>
           <w:tcPr>
-            <w:tcW w:type="dxa" w:w="1080"/>
+            <w:tcW w:type="dxa" w:w="1261"/>
           </w:tcPr>
           <w:p/>
         </w:tc>
         <w:tc>
           <w:tcPr>
-            <w:tcW w:type="dxa" w:w="1080"/>
+            <w:tcW w:type="dxa" w:w="1261"/>
           </w:tcPr>
           <w:p/>
         </w:tc>
         <w:tc>
           <w:tcPr>
-            <w:tcW w:type="dxa" w:w="1080"/>
+            <w:tcW w:type="dxa" w:w="1261"/>
+          </w:tcPr>
+          <w:p/>
+        </w:tc>
+        <w:tc>
+          <w:tcPr>
+            <w:tcW w:type="dxa" w:w="1261"/>
+          </w:tcPr>
+          <w:p/>
+        </w:tc>
+        <w:tc>
+          <w:tcPr>
+            <w:tcW w:type="dxa" w:w="1261"/>
+          </w:tcPr>
+          <w:p/>
+        </w:tc>
+        <w:tc>
+          <w:tcPr>
+            <w:tcW w:type="dxa" w:w="1261"/>
+          </w:tcPr>
+          <w:p/>
+        </w:tc>
+        <w:tc>
+          <w:tcPr>
+            <w:tcW w:type="dxa" w:w="1261"/>
           </w:tcPr>
           <w:p/>
         </w:tc>
@@ -705,7 +1005,7 @@
       <w:tr>
         <w:tc>
           <w:tcPr>
-            <w:tcW w:type="dxa" w:w="1080"/>
+            <w:tcW w:type="dxa" w:w="1261"/>
           </w:tcPr>
           <w:p>
             <w:r>
@@ -715,43 +1015,67 @@
         </w:tc>
         <w:tc>
           <w:tcPr>
-            <w:tcW w:type="dxa" w:w="1080"/>
+            <w:tcW w:type="dxa" w:w="1261"/>
           </w:tcPr>
           <w:p/>
         </w:tc>
         <w:tc>
           <w:tcPr>
-            <w:tcW w:type="dxa" w:w="1080"/>
+            <w:tcW w:type="dxa" w:w="1261"/>
           </w:tcPr>
           <w:p/>
         </w:tc>
         <w:tc>
           <w:tcPr>
-            <w:tcW w:type="dxa" w:w="1080"/>
+            <w:tcW w:type="dxa" w:w="1261"/>
           </w:tcPr>
           <w:p/>
         </w:tc>
         <w:tc>
           <w:tcPr>
-            <w:tcW w:type="dxa" w:w="1080"/>
+            <w:tcW w:type="dxa" w:w="1261"/>
           </w:tcPr>
           <w:p/>
         </w:tc>
         <w:tc>
           <w:tcPr>
-            <w:tcW w:type="dxa" w:w="1080"/>
+            <w:tcW w:type="dxa" w:w="1261"/>
           </w:tcPr>
           <w:p/>
         </w:tc>
         <w:tc>
           <w:tcPr>
-            <w:tcW w:type="dxa" w:w="1080"/>
+            <w:tcW w:type="dxa" w:w="1261"/>
           </w:tcPr>
           <w:p/>
         </w:tc>
         <w:tc>
           <w:tcPr>
-            <w:tcW w:type="dxa" w:w="1080"/>
+            <w:tcW w:type="dxa" w:w="1261"/>
+          </w:tcPr>
+          <w:p/>
+        </w:tc>
+        <w:tc>
+          <w:tcPr>
+            <w:tcW w:type="dxa" w:w="1261"/>
+          </w:tcPr>
+          <w:p/>
+        </w:tc>
+        <w:tc>
+          <w:tcPr>
+            <w:tcW w:type="dxa" w:w="1261"/>
+          </w:tcPr>
+          <w:p/>
+        </w:tc>
+        <w:tc>
+          <w:tcPr>
+            <w:tcW w:type="dxa" w:w="1261"/>
+          </w:tcPr>
+          <w:p/>
+        </w:tc>
+        <w:tc>
+          <w:tcPr>
+            <w:tcW w:type="dxa" w:w="1261"/>
           </w:tcPr>
           <w:p/>
         </w:tc>
@@ -759,7 +1083,7 @@
       <w:tr>
         <w:tc>
           <w:tcPr>
-            <w:tcW w:type="dxa" w:w="1080"/>
+            <w:tcW w:type="dxa" w:w="1261"/>
           </w:tcPr>
           <w:p>
             <w:r>
@@ -769,43 +1093,67 @@
         </w:tc>
         <w:tc>
           <w:tcPr>
-            <w:tcW w:type="dxa" w:w="1080"/>
+            <w:tcW w:type="dxa" w:w="1261"/>
           </w:tcPr>
           <w:p/>
         </w:tc>
         <w:tc>
           <w:tcPr>
-            <w:tcW w:type="dxa" w:w="1080"/>
+            <w:tcW w:type="dxa" w:w="1261"/>
           </w:tcPr>
           <w:p/>
         </w:tc>
         <w:tc>
           <w:tcPr>
-            <w:tcW w:type="dxa" w:w="1080"/>
+            <w:tcW w:type="dxa" w:w="1261"/>
           </w:tcPr>
           <w:p/>
         </w:tc>
         <w:tc>
           <w:tcPr>
-            <w:tcW w:type="dxa" w:w="1080"/>
+            <w:tcW w:type="dxa" w:w="1261"/>
           </w:tcPr>
           <w:p/>
         </w:tc>
         <w:tc>
           <w:tcPr>
-            <w:tcW w:type="dxa" w:w="1080"/>
+            <w:tcW w:type="dxa" w:w="1261"/>
           </w:tcPr>
           <w:p/>
         </w:tc>
         <w:tc>
           <w:tcPr>
-            <w:tcW w:type="dxa" w:w="1080"/>
+            <w:tcW w:type="dxa" w:w="1261"/>
           </w:tcPr>
           <w:p/>
         </w:tc>
         <w:tc>
           <w:tcPr>
-            <w:tcW w:type="dxa" w:w="1080"/>
+            <w:tcW w:type="dxa" w:w="1261"/>
+          </w:tcPr>
+          <w:p/>
+        </w:tc>
+        <w:tc>
+          <w:tcPr>
+            <w:tcW w:type="dxa" w:w="1261"/>
+          </w:tcPr>
+          <w:p/>
+        </w:tc>
+        <w:tc>
+          <w:tcPr>
+            <w:tcW w:type="dxa" w:w="1261"/>
+          </w:tcPr>
+          <w:p/>
+        </w:tc>
+        <w:tc>
+          <w:tcPr>
+            <w:tcW w:type="dxa" w:w="1261"/>
+          </w:tcPr>
+          <w:p/>
+        </w:tc>
+        <w:tc>
+          <w:tcPr>
+            <w:tcW w:type="dxa" w:w="1261"/>
           </w:tcPr>
           <w:p/>
         </w:tc>
@@ -813,7 +1161,7 @@
       <w:tr>
         <w:tc>
           <w:tcPr>
-            <w:tcW w:type="dxa" w:w="1080"/>
+            <w:tcW w:type="dxa" w:w="1261"/>
           </w:tcPr>
           <w:p>
             <w:r>
@@ -823,43 +1171,67 @@
         </w:tc>
         <w:tc>
           <w:tcPr>
-            <w:tcW w:type="dxa" w:w="1080"/>
+            <w:tcW w:type="dxa" w:w="1261"/>
           </w:tcPr>
           <w:p/>
         </w:tc>
         <w:tc>
           <w:tcPr>
-            <w:tcW w:type="dxa" w:w="1080"/>
+            <w:tcW w:type="dxa" w:w="1261"/>
           </w:tcPr>
           <w:p/>
         </w:tc>
         <w:tc>
           <w:tcPr>
-            <w:tcW w:type="dxa" w:w="1080"/>
+            <w:tcW w:type="dxa" w:w="1261"/>
           </w:tcPr>
           <w:p/>
         </w:tc>
         <w:tc>
           <w:tcPr>
-            <w:tcW w:type="dxa" w:w="1080"/>
+            <w:tcW w:type="dxa" w:w="1261"/>
           </w:tcPr>
           <w:p/>
         </w:tc>
         <w:tc>
           <w:tcPr>
-            <w:tcW w:type="dxa" w:w="1080"/>
+            <w:tcW w:type="dxa" w:w="1261"/>
           </w:tcPr>
           <w:p/>
         </w:tc>
         <w:tc>
           <w:tcPr>
-            <w:tcW w:type="dxa" w:w="1080"/>
+            <w:tcW w:type="dxa" w:w="1261"/>
           </w:tcPr>
           <w:p/>
         </w:tc>
         <w:tc>
           <w:tcPr>
-            <w:tcW w:type="dxa" w:w="1080"/>
+            <w:tcW w:type="dxa" w:w="1261"/>
+          </w:tcPr>
+          <w:p/>
+        </w:tc>
+        <w:tc>
+          <w:tcPr>
+            <w:tcW w:type="dxa" w:w="1261"/>
+          </w:tcPr>
+          <w:p/>
+        </w:tc>
+        <w:tc>
+          <w:tcPr>
+            <w:tcW w:type="dxa" w:w="1261"/>
+          </w:tcPr>
+          <w:p/>
+        </w:tc>
+        <w:tc>
+          <w:tcPr>
+            <w:tcW w:type="dxa" w:w="1261"/>
+          </w:tcPr>
+          <w:p/>
+        </w:tc>
+        <w:tc>
+          <w:tcPr>
+            <w:tcW w:type="dxa" w:w="1261"/>
           </w:tcPr>
           <w:p/>
         </w:tc>
@@ -867,7 +1239,7 @@
       <w:tr>
         <w:tc>
           <w:tcPr>
-            <w:tcW w:type="dxa" w:w="1080"/>
+            <w:tcW w:type="dxa" w:w="1261"/>
           </w:tcPr>
           <w:p>
             <w:r>
@@ -877,43 +1249,67 @@
         </w:tc>
         <w:tc>
           <w:tcPr>
-            <w:tcW w:type="dxa" w:w="1080"/>
+            <w:tcW w:type="dxa" w:w="1261"/>
           </w:tcPr>
           <w:p/>
         </w:tc>
         <w:tc>
           <w:tcPr>
-            <w:tcW w:type="dxa" w:w="1080"/>
+            <w:tcW w:type="dxa" w:w="1261"/>
           </w:tcPr>
           <w:p/>
         </w:tc>
         <w:tc>
           <w:tcPr>
-            <w:tcW w:type="dxa" w:w="1080"/>
+            <w:tcW w:type="dxa" w:w="1261"/>
           </w:tcPr>
           <w:p/>
         </w:tc>
         <w:tc>
           <w:tcPr>
-            <w:tcW w:type="dxa" w:w="1080"/>
+            <w:tcW w:type="dxa" w:w="1261"/>
           </w:tcPr>
           <w:p/>
         </w:tc>
         <w:tc>
           <w:tcPr>
-            <w:tcW w:type="dxa" w:w="1080"/>
+            <w:tcW w:type="dxa" w:w="1261"/>
           </w:tcPr>
           <w:p/>
         </w:tc>
         <w:tc>
           <w:tcPr>
-            <w:tcW w:type="dxa" w:w="1080"/>
+            <w:tcW w:type="dxa" w:w="1261"/>
           </w:tcPr>
           <w:p/>
         </w:tc>
         <w:tc>
           <w:tcPr>
-            <w:tcW w:type="dxa" w:w="1080"/>
+            <w:tcW w:type="dxa" w:w="1261"/>
+          </w:tcPr>
+          <w:p/>
+        </w:tc>
+        <w:tc>
+          <w:tcPr>
+            <w:tcW w:type="dxa" w:w="1261"/>
+          </w:tcPr>
+          <w:p/>
+        </w:tc>
+        <w:tc>
+          <w:tcPr>
+            <w:tcW w:type="dxa" w:w="1261"/>
+          </w:tcPr>
+          <w:p/>
+        </w:tc>
+        <w:tc>
+          <w:tcPr>
+            <w:tcW w:type="dxa" w:w="1261"/>
+          </w:tcPr>
+          <w:p/>
+        </w:tc>
+        <w:tc>
+          <w:tcPr>
+            <w:tcW w:type="dxa" w:w="1261"/>
           </w:tcPr>
           <w:p/>
         </w:tc>
@@ -921,7 +1317,7 @@
       <w:tr>
         <w:tc>
           <w:tcPr>
-            <w:tcW w:type="dxa" w:w="1080"/>
+            <w:tcW w:type="dxa" w:w="1261"/>
           </w:tcPr>
           <w:p>
             <w:r>
@@ -931,43 +1327,67 @@
         </w:tc>
         <w:tc>
           <w:tcPr>
-            <w:tcW w:type="dxa" w:w="1080"/>
+            <w:tcW w:type="dxa" w:w="1261"/>
           </w:tcPr>
           <w:p/>
         </w:tc>
         <w:tc>
           <w:tcPr>
-            <w:tcW w:type="dxa" w:w="1080"/>
+            <w:tcW w:type="dxa" w:w="1261"/>
           </w:tcPr>
           <w:p/>
         </w:tc>
         <w:tc>
           <w:tcPr>
-            <w:tcW w:type="dxa" w:w="1080"/>
+            <w:tcW w:type="dxa" w:w="1261"/>
           </w:tcPr>
           <w:p/>
         </w:tc>
         <w:tc>
           <w:tcPr>
-            <w:tcW w:type="dxa" w:w="1080"/>
+            <w:tcW w:type="dxa" w:w="1261"/>
           </w:tcPr>
           <w:p/>
         </w:tc>
         <w:tc>
           <w:tcPr>
-            <w:tcW w:type="dxa" w:w="1080"/>
+            <w:tcW w:type="dxa" w:w="1261"/>
           </w:tcPr>
           <w:p/>
         </w:tc>
         <w:tc>
           <w:tcPr>
-            <w:tcW w:type="dxa" w:w="1080"/>
+            <w:tcW w:type="dxa" w:w="1261"/>
           </w:tcPr>
           <w:p/>
         </w:tc>
         <w:tc>
           <w:tcPr>
-            <w:tcW w:type="dxa" w:w="1080"/>
+            <w:tcW w:type="dxa" w:w="1261"/>
+          </w:tcPr>
+          <w:p/>
+        </w:tc>
+        <w:tc>
+          <w:tcPr>
+            <w:tcW w:type="dxa" w:w="1261"/>
+          </w:tcPr>
+          <w:p/>
+        </w:tc>
+        <w:tc>
+          <w:tcPr>
+            <w:tcW w:type="dxa" w:w="1261"/>
+          </w:tcPr>
+          <w:p/>
+        </w:tc>
+        <w:tc>
+          <w:tcPr>
+            <w:tcW w:type="dxa" w:w="1261"/>
+          </w:tcPr>
+          <w:p/>
+        </w:tc>
+        <w:tc>
+          <w:tcPr>
+            <w:tcW w:type="dxa" w:w="1261"/>
           </w:tcPr>
           <w:p/>
         </w:tc>
@@ -1000,7 +1420,7 @@
     <w:p/>
     <w:p>
       <w:r>
-        <w:t>«__» __________ 20__ г.</w:t>
+        <w:t>{{ДАТА}}</w:t>
       </w:r>
     </w:p>
     <w:p/>

--- a/docs/docx/akt_inventarizacii.docx
+++ b/docs/docx/akt_inventarizacii.docx
@@ -1426,7 +1426,7 @@
     <w:p/>
     <w:p>
       <w:r>
-        <w:t>Сообщение в ЕФРСБ о результатах инвентаризации публикуется в течение 3 рабочих дней с даты окончания.</w:t>
+        <w:t>Сведения о результатах инвентаризации включаются в ЕФРСБ в течение 3 рабочих дней с даты её окончания (абз. 3 п. 2 ст. 129 127-ФЗ).</w:t>
       </w:r>
     </w:p>
     <w:sectPr>

--- a/docs/docx/akt_inventarizacii.docx
+++ b/docs/docx/akt_inventarizacii.docx
@@ -4,6 +4,7 @@
   <w:body>
     <w:p>
       <w:pPr>
+        <w:keepNext/>
         <w:jc w:val="center"/>
       </w:pPr>
       <w:r>
@@ -22,6 +23,11 @@
     </w:p>
     <w:p>
       <w:r>
+        <w:t>Место составления: {{МЕСТО_СОСТАВЛЕНИЯ}}.</w:t>
+      </w:r>
+    </w:p>
+    <w:p>
+      <w:r>
         <w:t>Дата начала: {{ДАТА_НАЧАЛА}}, дата окончания: {{ДАТА_ОКОНЧАНИЯ}}.</w:t>
       </w:r>
     </w:p>
@@ -31,6 +37,9 @@
       </w:r>
     </w:p>
     <w:p>
+      <w:pPr>
+        <w:keepNext/>
+      </w:pPr>
       <w:r>
         <w:t>Комиссия: {{СОСТАВ_КОМИССИИ}}.</w:t>
       </w:r>
@@ -39,140 +48,241 @@
     <w:tbl>
       <w:tblPr>
         <w:tblStyle w:val="TableGrid"/>
-        <w:tblW w:type="auto" w:w="0"/>
+        <w:tblW w:type="dxa" w:w="14570"/>
+        <w:tblLayout w:type="fixed"/>
         <w:tblLook w:firstColumn="1" w:firstRow="1" w:lastColumn="0" w:lastRow="0" w:noHBand="0" w:noVBand="1" w:val="04A0"/>
+        <w:tblLayout w:type="fixed"/>
       </w:tblPr>
       <w:tblGrid>
-        <w:gridCol w:w="1261"/>
-        <w:gridCol w:w="1261"/>
-        <w:gridCol w:w="1261"/>
-        <w:gridCol w:w="1261"/>
-        <w:gridCol w:w="1261"/>
-        <w:gridCol w:w="1261"/>
-        <w:gridCol w:w="1261"/>
-        <w:gridCol w:w="1261"/>
-        <w:gridCol w:w="1261"/>
-        <w:gridCol w:w="1261"/>
-        <w:gridCol w:w="1261"/>
-        <w:gridCol w:w="1261"/>
+        <w:gridCol w:w="454"/>
+        <w:gridCol w:w="1928"/>
+        <w:gridCol w:w="1134"/>
+        <w:gridCol w:w="624"/>
+        <w:gridCol w:w="1361"/>
+        <w:gridCol w:w="1417"/>
+        <w:gridCol w:w="964"/>
+        <w:gridCol w:w="1247"/>
+        <w:gridCol w:w="1077"/>
+        <w:gridCol w:w="1928"/>
+        <w:gridCol w:w="964"/>
+        <w:gridCol w:w="1474"/>
       </w:tblGrid>
       <w:tr>
+        <w:trPr>
+          <w:tblHeader w:val="true"/>
+        </w:trPr>
         <w:tc>
           <w:tcPr>
-            <w:tcW w:type="dxa" w:w="1261"/>
+            <w:tcW w:type="dxa" w:w="454"/>
           </w:tcPr>
           <w:p>
+            <w:pPr>
+              <w:spacing w:after="0"/>
+              <w:jc w:val="center"/>
+            </w:pPr>
             <w:r>
+              <w:rPr>
+                <w:b/>
+                <w:sz w:val="20"/>
+              </w:rPr>
               <w:t>№</w:t>
             </w:r>
           </w:p>
         </w:tc>
         <w:tc>
           <w:tcPr>
-            <w:tcW w:type="dxa" w:w="1261"/>
+            <w:tcW w:type="dxa" w:w="1928"/>
           </w:tcPr>
           <w:p>
+            <w:pPr>
+              <w:spacing w:after="0"/>
+              <w:jc w:val="center"/>
+            </w:pPr>
             <w:r>
+              <w:rPr>
+                <w:b/>
+                <w:sz w:val="20"/>
+              </w:rPr>
               <w:t>Наименование</w:t>
             </w:r>
           </w:p>
         </w:tc>
         <w:tc>
           <w:tcPr>
-            <w:tcW w:type="dxa" w:w="1261"/>
+            <w:tcW w:type="dxa" w:w="1134"/>
           </w:tcPr>
           <w:p>
+            <w:pPr>
+              <w:spacing w:after="0"/>
+              <w:jc w:val="center"/>
+            </w:pPr>
             <w:r>
+              <w:rPr>
+                <w:b/>
+                <w:sz w:val="20"/>
+              </w:rPr>
               <w:t>Инв./кад. номер</w:t>
             </w:r>
           </w:p>
         </w:tc>
         <w:tc>
           <w:tcPr>
-            <w:tcW w:type="dxa" w:w="1261"/>
+            <w:tcW w:type="dxa" w:w="624"/>
           </w:tcPr>
           <w:p>
+            <w:pPr>
+              <w:spacing w:after="0"/>
+              <w:jc w:val="center"/>
+            </w:pPr>
             <w:r>
+              <w:rPr>
+                <w:b/>
+                <w:sz w:val="20"/>
+              </w:rPr>
               <w:t>Ед. изм.</w:t>
             </w:r>
           </w:p>
         </w:tc>
         <w:tc>
           <w:tcPr>
-            <w:tcW w:type="dxa" w:w="1261"/>
+            <w:tcW w:type="dxa" w:w="1361"/>
           </w:tcPr>
           <w:p>
+            <w:pPr>
+              <w:spacing w:after="0"/>
+              <w:jc w:val="center"/>
+            </w:pPr>
             <w:r>
+              <w:rPr>
+                <w:b/>
+                <w:sz w:val="20"/>
+              </w:rPr>
               <w:t>Кол-во фактически</w:t>
             </w:r>
           </w:p>
         </w:tc>
         <w:tc>
           <w:tcPr>
-            <w:tcW w:type="dxa" w:w="1261"/>
+            <w:tcW w:type="dxa" w:w="1417"/>
           </w:tcPr>
           <w:p>
+            <w:pPr>
+              <w:spacing w:after="0"/>
+              <w:jc w:val="center"/>
+            </w:pPr>
             <w:r>
+              <w:rPr>
+                <w:b/>
+                <w:sz w:val="20"/>
+              </w:rPr>
               <w:t>Стоимость фактически, руб.</w:t>
             </w:r>
           </w:p>
         </w:tc>
         <w:tc>
           <w:tcPr>
-            <w:tcW w:type="dxa" w:w="1261"/>
+            <w:tcW w:type="dxa" w:w="964"/>
           </w:tcPr>
           <w:p>
+            <w:pPr>
+              <w:spacing w:after="0"/>
+              <w:jc w:val="center"/>
+            </w:pPr>
             <w:r>
+              <w:rPr>
+                <w:b/>
+                <w:sz w:val="20"/>
+              </w:rPr>
               <w:t>Кол-во по данным учёта</w:t>
             </w:r>
           </w:p>
         </w:tc>
         <w:tc>
           <w:tcPr>
-            <w:tcW w:type="dxa" w:w="1261"/>
+            <w:tcW w:type="dxa" w:w="1247"/>
           </w:tcPr>
           <w:p>
+            <w:pPr>
+              <w:spacing w:after="0"/>
+              <w:jc w:val="center"/>
+            </w:pPr>
             <w:r>
+              <w:rPr>
+                <w:b/>
+                <w:sz w:val="20"/>
+              </w:rPr>
               <w:t>Стоимость по данным учёта, руб.</w:t>
             </w:r>
           </w:p>
         </w:tc>
         <w:tc>
           <w:tcPr>
-            <w:tcW w:type="dxa" w:w="1261"/>
+            <w:tcW w:type="dxa" w:w="1077"/>
           </w:tcPr>
           <w:p>
+            <w:pPr>
+              <w:spacing w:after="0"/>
+              <w:jc w:val="center"/>
+            </w:pPr>
             <w:r>
+              <w:rPr>
+                <w:b/>
+                <w:sz w:val="20"/>
+              </w:rPr>
               <w:t>Наличие</w:t>
             </w:r>
           </w:p>
         </w:tc>
         <w:tc>
           <w:tcPr>
-            <w:tcW w:type="dxa" w:w="1261"/>
+            <w:tcW w:type="dxa" w:w="1928"/>
           </w:tcPr>
           <w:p>
+            <w:pPr>
+              <w:spacing w:after="0"/>
+              <w:jc w:val="center"/>
+            </w:pPr>
             <w:r>
+              <w:rPr>
+                <w:b/>
+                <w:sz w:val="20"/>
+              </w:rPr>
               <w:t>Обременения (залогодержатель)</w:t>
             </w:r>
           </w:p>
         </w:tc>
         <w:tc>
           <w:tcPr>
-            <w:tcW w:type="dxa" w:w="1261"/>
+            <w:tcW w:type="dxa" w:w="964"/>
           </w:tcPr>
           <w:p>
+            <w:pPr>
+              <w:spacing w:after="0"/>
+              <w:jc w:val="center"/>
+            </w:pPr>
             <w:r>
+              <w:rPr>
+                <w:b/>
+                <w:sz w:val="20"/>
+              </w:rPr>
               <w:t>В залоге (да/нет)</w:t>
             </w:r>
           </w:p>
         </w:tc>
         <w:tc>
           <w:tcPr>
-            <w:tcW w:type="dxa" w:w="1261"/>
+            <w:tcW w:type="dxa" w:w="1474"/>
           </w:tcPr>
           <w:p>
+            <w:pPr>
+              <w:spacing w:after="0"/>
+              <w:jc w:val="center"/>
+            </w:pPr>
             <w:r>
+              <w:rPr>
+                <w:b/>
+                <w:sz w:val="20"/>
+              </w:rPr>
               <w:t>Примечание (причина расхождения)</w:t>
             </w:r>
           </w:p>
@@ -181,120 +291,216 @@
       <w:tr>
         <w:tc>
           <w:tcPr>
-            <w:tcW w:type="dxa" w:w="1261"/>
+            <w:tcW w:type="dxa" w:w="454"/>
           </w:tcPr>
           <w:p>
+            <w:pPr>
+              <w:spacing w:after="0"/>
+              <w:jc w:val="center"/>
+            </w:pPr>
             <w:r>
+              <w:rPr>
+                <w:b w:val="0"/>
+                <w:sz w:val="20"/>
+              </w:rPr>
               <w:t>1</w:t>
             </w:r>
           </w:p>
         </w:tc>
         <w:tc>
           <w:tcPr>
-            <w:tcW w:type="dxa" w:w="1261"/>
+            <w:tcW w:type="dxa" w:w="1928"/>
           </w:tcPr>
           <w:p>
+            <w:pPr>
+              <w:spacing w:after="0"/>
+              <w:jc w:val="left"/>
+            </w:pPr>
             <w:r>
+              <w:rPr>
+                <w:b w:val="0"/>
+                <w:sz w:val="20"/>
+              </w:rPr>
               <w:t>{{ОБЪЕКТ}}</w:t>
             </w:r>
           </w:p>
         </w:tc>
         <w:tc>
           <w:tcPr>
-            <w:tcW w:type="dxa" w:w="1261"/>
+            <w:tcW w:type="dxa" w:w="1134"/>
           </w:tcPr>
           <w:p>
+            <w:pPr>
+              <w:spacing w:after="0"/>
+              <w:jc w:val="left"/>
+            </w:pPr>
             <w:r>
+              <w:rPr>
+                <w:b w:val="0"/>
+                <w:sz w:val="20"/>
+              </w:rPr>
               <w:t>{{НОМЕР}}</w:t>
             </w:r>
           </w:p>
         </w:tc>
         <w:tc>
           <w:tcPr>
-            <w:tcW w:type="dxa" w:w="1261"/>
+            <w:tcW w:type="dxa" w:w="624"/>
           </w:tcPr>
           <w:p>
+            <w:pPr>
+              <w:spacing w:after="0"/>
+              <w:jc w:val="center"/>
+            </w:pPr>
             <w:r>
+              <w:rPr>
+                <w:b w:val="0"/>
+                <w:sz w:val="20"/>
+              </w:rPr>
               <w:t>{{ЕД}}</w:t>
             </w:r>
           </w:p>
         </w:tc>
         <w:tc>
           <w:tcPr>
-            <w:tcW w:type="dxa" w:w="1261"/>
+            <w:tcW w:type="dxa" w:w="1361"/>
           </w:tcPr>
           <w:p>
+            <w:pPr>
+              <w:spacing w:after="0"/>
+              <w:jc w:val="right"/>
+            </w:pPr>
             <w:r>
+              <w:rPr>
+                <w:b w:val="0"/>
+                <w:sz w:val="20"/>
+              </w:rPr>
               <w:t>{{КОЛ}}</w:t>
             </w:r>
           </w:p>
         </w:tc>
         <w:tc>
           <w:tcPr>
-            <w:tcW w:type="dxa" w:w="1261"/>
+            <w:tcW w:type="dxa" w:w="1417"/>
           </w:tcPr>
           <w:p>
+            <w:pPr>
+              <w:spacing w:after="0"/>
+              <w:jc w:val="right"/>
+            </w:pPr>
             <w:r>
+              <w:rPr>
+                <w:b w:val="0"/>
+                <w:sz w:val="20"/>
+              </w:rPr>
               <w:t>{{СТОИМОСТЬ}}</w:t>
             </w:r>
           </w:p>
         </w:tc>
         <w:tc>
           <w:tcPr>
-            <w:tcW w:type="dxa" w:w="1261"/>
+            <w:tcW w:type="dxa" w:w="964"/>
           </w:tcPr>
           <w:p>
+            <w:pPr>
+              <w:spacing w:after="0"/>
+              <w:jc w:val="right"/>
+            </w:pPr>
             <w:r>
+              <w:rPr>
+                <w:b w:val="0"/>
+                <w:sz w:val="20"/>
+              </w:rPr>
               <w:t>{{КОЛ_ПО_УЧЁТУ}}</w:t>
             </w:r>
           </w:p>
         </w:tc>
         <w:tc>
           <w:tcPr>
-            <w:tcW w:type="dxa" w:w="1261"/>
+            <w:tcW w:type="dxa" w:w="1247"/>
           </w:tcPr>
           <w:p>
+            <w:pPr>
+              <w:spacing w:after="0"/>
+              <w:jc w:val="right"/>
+            </w:pPr>
             <w:r>
+              <w:rPr>
+                <w:b w:val="0"/>
+                <w:sz w:val="20"/>
+              </w:rPr>
               <w:t>{{СТОИМОСТЬ_ПО_УЧЁТУ}}</w:t>
             </w:r>
           </w:p>
         </w:tc>
         <w:tc>
           <w:tcPr>
-            <w:tcW w:type="dxa" w:w="1261"/>
+            <w:tcW w:type="dxa" w:w="1077"/>
           </w:tcPr>
           <w:p>
+            <w:pPr>
+              <w:spacing w:after="0"/>
+              <w:jc w:val="center"/>
+            </w:pPr>
             <w:r>
+              <w:rPr>
+                <w:b w:val="0"/>
+                <w:sz w:val="20"/>
+              </w:rPr>
               <w:t>{{НАЛИЧИЕ}}</w:t>
             </w:r>
           </w:p>
         </w:tc>
         <w:tc>
           <w:tcPr>
-            <w:tcW w:type="dxa" w:w="1261"/>
+            <w:tcW w:type="dxa" w:w="1928"/>
           </w:tcPr>
           <w:p>
+            <w:pPr>
+              <w:spacing w:after="0"/>
+              <w:jc w:val="left"/>
+            </w:pPr>
             <w:r>
+              <w:rPr>
+                <w:b w:val="0"/>
+                <w:sz w:val="20"/>
+              </w:rPr>
               <w:t>{{ОБРЕМЕНЕНИЯ}}</w:t>
             </w:r>
           </w:p>
         </w:tc>
         <w:tc>
           <w:tcPr>
-            <w:tcW w:type="dxa" w:w="1261"/>
+            <w:tcW w:type="dxa" w:w="964"/>
           </w:tcPr>
           <w:p>
+            <w:pPr>
+              <w:spacing w:after="0"/>
+              <w:jc w:val="center"/>
+            </w:pPr>
             <w:r>
+              <w:rPr>
+                <w:b w:val="0"/>
+                <w:sz w:val="20"/>
+              </w:rPr>
               <w:t>{{В_ЗАЛОГЕ}}</w:t>
             </w:r>
           </w:p>
         </w:tc>
         <w:tc>
           <w:tcPr>
-            <w:tcW w:type="dxa" w:w="1261"/>
+            <w:tcW w:type="dxa" w:w="1474"/>
           </w:tcPr>
           <w:p>
+            <w:pPr>
+              <w:spacing w:after="0"/>
+              <w:jc w:val="left"/>
+            </w:pPr>
             <w:r>
+              <w:rPr>
+                <w:b w:val="0"/>
+                <w:sz w:val="20"/>
+              </w:rPr>
               <w:t>{{ПРИМЕЧАНИЕ}}</w:t>
             </w:r>
           </w:p>
@@ -303,1093 +509,1975 @@
       <w:tr>
         <w:tc>
           <w:tcPr>
-            <w:tcW w:type="dxa" w:w="1261"/>
+            <w:tcW w:type="dxa" w:w="454"/>
           </w:tcPr>
           <w:p>
+            <w:pPr>
+              <w:spacing w:after="0"/>
+              <w:jc w:val="center"/>
+            </w:pPr>
             <w:r>
+              <w:rPr>
+                <w:b w:val="0"/>
+                <w:sz w:val="20"/>
+              </w:rPr>
               <w:t>2</w:t>
             </w:r>
           </w:p>
         </w:tc>
         <w:tc>
           <w:tcPr>
-            <w:tcW w:type="dxa" w:w="1261"/>
+            <w:tcW w:type="dxa" w:w="1928"/>
           </w:tcPr>
-          <w:p/>
+          <w:p>
+            <w:pPr>
+              <w:spacing w:after="0"/>
+              <w:jc w:val="left"/>
+            </w:pPr>
+          </w:p>
         </w:tc>
         <w:tc>
           <w:tcPr>
-            <w:tcW w:type="dxa" w:w="1261"/>
+            <w:tcW w:type="dxa" w:w="1134"/>
           </w:tcPr>
-          <w:p/>
+          <w:p>
+            <w:pPr>
+              <w:spacing w:after="0"/>
+              <w:jc w:val="left"/>
+            </w:pPr>
+          </w:p>
         </w:tc>
         <w:tc>
           <w:tcPr>
-            <w:tcW w:type="dxa" w:w="1261"/>
+            <w:tcW w:type="dxa" w:w="624"/>
           </w:tcPr>
-          <w:p/>
+          <w:p>
+            <w:pPr>
+              <w:spacing w:after="0"/>
+              <w:jc w:val="center"/>
+            </w:pPr>
+          </w:p>
         </w:tc>
         <w:tc>
           <w:tcPr>
-            <w:tcW w:type="dxa" w:w="1261"/>
+            <w:tcW w:type="dxa" w:w="1361"/>
           </w:tcPr>
-          <w:p/>
+          <w:p>
+            <w:pPr>
+              <w:spacing w:after="0"/>
+              <w:jc w:val="right"/>
+            </w:pPr>
+          </w:p>
         </w:tc>
         <w:tc>
           <w:tcPr>
-            <w:tcW w:type="dxa" w:w="1261"/>
+            <w:tcW w:type="dxa" w:w="1417"/>
           </w:tcPr>
-          <w:p/>
+          <w:p>
+            <w:pPr>
+              <w:spacing w:after="0"/>
+              <w:jc w:val="right"/>
+            </w:pPr>
+          </w:p>
         </w:tc>
         <w:tc>
           <w:tcPr>
-            <w:tcW w:type="dxa" w:w="1261"/>
+            <w:tcW w:type="dxa" w:w="964"/>
           </w:tcPr>
-          <w:p/>
+          <w:p>
+            <w:pPr>
+              <w:spacing w:after="0"/>
+              <w:jc w:val="right"/>
+            </w:pPr>
+          </w:p>
         </w:tc>
         <w:tc>
           <w:tcPr>
-            <w:tcW w:type="dxa" w:w="1261"/>
+            <w:tcW w:type="dxa" w:w="1247"/>
           </w:tcPr>
-          <w:p/>
+          <w:p>
+            <w:pPr>
+              <w:spacing w:after="0"/>
+              <w:jc w:val="right"/>
+            </w:pPr>
+          </w:p>
         </w:tc>
         <w:tc>
           <w:tcPr>
-            <w:tcW w:type="dxa" w:w="1261"/>
+            <w:tcW w:type="dxa" w:w="1077"/>
           </w:tcPr>
-          <w:p/>
+          <w:p>
+            <w:pPr>
+              <w:spacing w:after="0"/>
+              <w:jc w:val="center"/>
+            </w:pPr>
+          </w:p>
         </w:tc>
         <w:tc>
           <w:tcPr>
-            <w:tcW w:type="dxa" w:w="1261"/>
+            <w:tcW w:type="dxa" w:w="1928"/>
           </w:tcPr>
-          <w:p/>
+          <w:p>
+            <w:pPr>
+              <w:spacing w:after="0"/>
+              <w:jc w:val="left"/>
+            </w:pPr>
+          </w:p>
         </w:tc>
         <w:tc>
           <w:tcPr>
-            <w:tcW w:type="dxa" w:w="1261"/>
+            <w:tcW w:type="dxa" w:w="964"/>
           </w:tcPr>
-          <w:p/>
+          <w:p>
+            <w:pPr>
+              <w:spacing w:after="0"/>
+              <w:jc w:val="center"/>
+            </w:pPr>
+          </w:p>
         </w:tc>
         <w:tc>
           <w:tcPr>
-            <w:tcW w:type="dxa" w:w="1261"/>
+            <w:tcW w:type="dxa" w:w="1474"/>
           </w:tcPr>
-          <w:p/>
+          <w:p>
+            <w:pPr>
+              <w:spacing w:after="0"/>
+              <w:jc w:val="left"/>
+            </w:pPr>
+          </w:p>
         </w:tc>
       </w:tr>
       <w:tr>
         <w:tc>
           <w:tcPr>
-            <w:tcW w:type="dxa" w:w="1261"/>
+            <w:tcW w:type="dxa" w:w="454"/>
           </w:tcPr>
           <w:p>
+            <w:pPr>
+              <w:spacing w:after="0"/>
+              <w:jc w:val="center"/>
+            </w:pPr>
             <w:r>
+              <w:rPr>
+                <w:b w:val="0"/>
+                <w:sz w:val="20"/>
+              </w:rPr>
               <w:t>3</w:t>
             </w:r>
           </w:p>
         </w:tc>
         <w:tc>
           <w:tcPr>
-            <w:tcW w:type="dxa" w:w="1261"/>
+            <w:tcW w:type="dxa" w:w="1928"/>
           </w:tcPr>
-          <w:p/>
+          <w:p>
+            <w:pPr>
+              <w:spacing w:after="0"/>
+              <w:jc w:val="left"/>
+            </w:pPr>
+          </w:p>
         </w:tc>
         <w:tc>
           <w:tcPr>
-            <w:tcW w:type="dxa" w:w="1261"/>
+            <w:tcW w:type="dxa" w:w="1134"/>
           </w:tcPr>
-          <w:p/>
+          <w:p>
+            <w:pPr>
+              <w:spacing w:after="0"/>
+              <w:jc w:val="left"/>
+            </w:pPr>
+          </w:p>
         </w:tc>
         <w:tc>
           <w:tcPr>
-            <w:tcW w:type="dxa" w:w="1261"/>
+            <w:tcW w:type="dxa" w:w="624"/>
           </w:tcPr>
-          <w:p/>
+          <w:p>
+            <w:pPr>
+              <w:spacing w:after="0"/>
+              <w:jc w:val="center"/>
+            </w:pPr>
+          </w:p>
         </w:tc>
         <w:tc>
           <w:tcPr>
-            <w:tcW w:type="dxa" w:w="1261"/>
+            <w:tcW w:type="dxa" w:w="1361"/>
           </w:tcPr>
-          <w:p/>
+          <w:p>
+            <w:pPr>
+              <w:spacing w:after="0"/>
+              <w:jc w:val="right"/>
+            </w:pPr>
+          </w:p>
         </w:tc>
         <w:tc>
           <w:tcPr>
-            <w:tcW w:type="dxa" w:w="1261"/>
+            <w:tcW w:type="dxa" w:w="1417"/>
           </w:tcPr>
-          <w:p/>
+          <w:p>
+            <w:pPr>
+              <w:spacing w:after="0"/>
+              <w:jc w:val="right"/>
+            </w:pPr>
+          </w:p>
         </w:tc>
         <w:tc>
           <w:tcPr>
-            <w:tcW w:type="dxa" w:w="1261"/>
+            <w:tcW w:type="dxa" w:w="964"/>
           </w:tcPr>
-          <w:p/>
+          <w:p>
+            <w:pPr>
+              <w:spacing w:after="0"/>
+              <w:jc w:val="right"/>
+            </w:pPr>
+          </w:p>
         </w:tc>
         <w:tc>
           <w:tcPr>
-            <w:tcW w:type="dxa" w:w="1261"/>
+            <w:tcW w:type="dxa" w:w="1247"/>
           </w:tcPr>
-          <w:p/>
+          <w:p>
+            <w:pPr>
+              <w:spacing w:after="0"/>
+              <w:jc w:val="right"/>
+            </w:pPr>
+          </w:p>
         </w:tc>
         <w:tc>
           <w:tcPr>
-            <w:tcW w:type="dxa" w:w="1261"/>
+            <w:tcW w:type="dxa" w:w="1077"/>
           </w:tcPr>
-          <w:p/>
+          <w:p>
+            <w:pPr>
+              <w:spacing w:after="0"/>
+              <w:jc w:val="center"/>
+            </w:pPr>
+          </w:p>
         </w:tc>
         <w:tc>
           <w:tcPr>
-            <w:tcW w:type="dxa" w:w="1261"/>
+            <w:tcW w:type="dxa" w:w="1928"/>
           </w:tcPr>
-          <w:p/>
+          <w:p>
+            <w:pPr>
+              <w:spacing w:after="0"/>
+              <w:jc w:val="left"/>
+            </w:pPr>
+          </w:p>
         </w:tc>
         <w:tc>
           <w:tcPr>
-            <w:tcW w:type="dxa" w:w="1261"/>
+            <w:tcW w:type="dxa" w:w="964"/>
           </w:tcPr>
-          <w:p/>
+          <w:p>
+            <w:pPr>
+              <w:spacing w:after="0"/>
+              <w:jc w:val="center"/>
+            </w:pPr>
+          </w:p>
         </w:tc>
         <w:tc>
           <w:tcPr>
-            <w:tcW w:type="dxa" w:w="1261"/>
+            <w:tcW w:type="dxa" w:w="1474"/>
           </w:tcPr>
-          <w:p/>
+          <w:p>
+            <w:pPr>
+              <w:spacing w:after="0"/>
+              <w:jc w:val="left"/>
+            </w:pPr>
+          </w:p>
         </w:tc>
       </w:tr>
       <w:tr>
         <w:tc>
           <w:tcPr>
-            <w:tcW w:type="dxa" w:w="1261"/>
+            <w:tcW w:type="dxa" w:w="454"/>
           </w:tcPr>
           <w:p>
+            <w:pPr>
+              <w:spacing w:after="0"/>
+              <w:jc w:val="center"/>
+            </w:pPr>
             <w:r>
+              <w:rPr>
+                <w:b w:val="0"/>
+                <w:sz w:val="20"/>
+              </w:rPr>
               <w:t>4</w:t>
             </w:r>
           </w:p>
         </w:tc>
         <w:tc>
           <w:tcPr>
-            <w:tcW w:type="dxa" w:w="1261"/>
+            <w:tcW w:type="dxa" w:w="1928"/>
           </w:tcPr>
-          <w:p/>
+          <w:p>
+            <w:pPr>
+              <w:spacing w:after="0"/>
+              <w:jc w:val="left"/>
+            </w:pPr>
+          </w:p>
         </w:tc>
         <w:tc>
           <w:tcPr>
-            <w:tcW w:type="dxa" w:w="1261"/>
+            <w:tcW w:type="dxa" w:w="1134"/>
           </w:tcPr>
-          <w:p/>
+          <w:p>
+            <w:pPr>
+              <w:spacing w:after="0"/>
+              <w:jc w:val="left"/>
+            </w:pPr>
+          </w:p>
         </w:tc>
         <w:tc>
           <w:tcPr>
-            <w:tcW w:type="dxa" w:w="1261"/>
+            <w:tcW w:type="dxa" w:w="624"/>
           </w:tcPr>
-          <w:p/>
+          <w:p>
+            <w:pPr>
+              <w:spacing w:after="0"/>
+              <w:jc w:val="center"/>
+            </w:pPr>
+          </w:p>
         </w:tc>
         <w:tc>
           <w:tcPr>
-            <w:tcW w:type="dxa" w:w="1261"/>
+            <w:tcW w:type="dxa" w:w="1361"/>
           </w:tcPr>
-          <w:p/>
+          <w:p>
+            <w:pPr>
+              <w:spacing w:after="0"/>
+              <w:jc w:val="right"/>
+            </w:pPr>
+          </w:p>
         </w:tc>
         <w:tc>
           <w:tcPr>
-            <w:tcW w:type="dxa" w:w="1261"/>
+            <w:tcW w:type="dxa" w:w="1417"/>
           </w:tcPr>
-          <w:p/>
+          <w:p>
+            <w:pPr>
+              <w:spacing w:after="0"/>
+              <w:jc w:val="right"/>
+            </w:pPr>
+          </w:p>
         </w:tc>
         <w:tc>
           <w:tcPr>
-            <w:tcW w:type="dxa" w:w="1261"/>
+            <w:tcW w:type="dxa" w:w="964"/>
           </w:tcPr>
-          <w:p/>
+          <w:p>
+            <w:pPr>
+              <w:spacing w:after="0"/>
+              <w:jc w:val="right"/>
+            </w:pPr>
+          </w:p>
         </w:tc>
         <w:tc>
           <w:tcPr>
-            <w:tcW w:type="dxa" w:w="1261"/>
+            <w:tcW w:type="dxa" w:w="1247"/>
           </w:tcPr>
-          <w:p/>
+          <w:p>
+            <w:pPr>
+              <w:spacing w:after="0"/>
+              <w:jc w:val="right"/>
+            </w:pPr>
+          </w:p>
         </w:tc>
         <w:tc>
           <w:tcPr>
-            <w:tcW w:type="dxa" w:w="1261"/>
+            <w:tcW w:type="dxa" w:w="1077"/>
           </w:tcPr>
-          <w:p/>
+          <w:p>
+            <w:pPr>
+              <w:spacing w:after="0"/>
+              <w:jc w:val="center"/>
+            </w:pPr>
+          </w:p>
         </w:tc>
         <w:tc>
           <w:tcPr>
-            <w:tcW w:type="dxa" w:w="1261"/>
+            <w:tcW w:type="dxa" w:w="1928"/>
           </w:tcPr>
-          <w:p/>
+          <w:p>
+            <w:pPr>
+              <w:spacing w:after="0"/>
+              <w:jc w:val="left"/>
+            </w:pPr>
+          </w:p>
         </w:tc>
         <w:tc>
           <w:tcPr>
-            <w:tcW w:type="dxa" w:w="1261"/>
+            <w:tcW w:type="dxa" w:w="964"/>
           </w:tcPr>
-          <w:p/>
+          <w:p>
+            <w:pPr>
+              <w:spacing w:after="0"/>
+              <w:jc w:val="center"/>
+            </w:pPr>
+          </w:p>
         </w:tc>
         <w:tc>
           <w:tcPr>
-            <w:tcW w:type="dxa" w:w="1261"/>
+            <w:tcW w:type="dxa" w:w="1474"/>
           </w:tcPr>
-          <w:p/>
+          <w:p>
+            <w:pPr>
+              <w:spacing w:after="0"/>
+              <w:jc w:val="left"/>
+            </w:pPr>
+          </w:p>
         </w:tc>
       </w:tr>
       <w:tr>
         <w:tc>
           <w:tcPr>
-            <w:tcW w:type="dxa" w:w="1261"/>
+            <w:tcW w:type="dxa" w:w="454"/>
           </w:tcPr>
           <w:p>
+            <w:pPr>
+              <w:spacing w:after="0"/>
+              <w:jc w:val="center"/>
+            </w:pPr>
             <w:r>
+              <w:rPr>
+                <w:b w:val="0"/>
+                <w:sz w:val="20"/>
+              </w:rPr>
               <w:t>5</w:t>
             </w:r>
           </w:p>
         </w:tc>
         <w:tc>
           <w:tcPr>
-            <w:tcW w:type="dxa" w:w="1261"/>
+            <w:tcW w:type="dxa" w:w="1928"/>
           </w:tcPr>
-          <w:p/>
+          <w:p>
+            <w:pPr>
+              <w:spacing w:after="0"/>
+              <w:jc w:val="left"/>
+            </w:pPr>
+          </w:p>
         </w:tc>
         <w:tc>
           <w:tcPr>
-            <w:tcW w:type="dxa" w:w="1261"/>
+            <w:tcW w:type="dxa" w:w="1134"/>
           </w:tcPr>
-          <w:p/>
+          <w:p>
+            <w:pPr>
+              <w:spacing w:after="0"/>
+              <w:jc w:val="left"/>
+            </w:pPr>
+          </w:p>
         </w:tc>
         <w:tc>
           <w:tcPr>
-            <w:tcW w:type="dxa" w:w="1261"/>
+            <w:tcW w:type="dxa" w:w="624"/>
           </w:tcPr>
-          <w:p/>
+          <w:p>
+            <w:pPr>
+              <w:spacing w:after="0"/>
+              <w:jc w:val="center"/>
+            </w:pPr>
+          </w:p>
         </w:tc>
         <w:tc>
           <w:tcPr>
-            <w:tcW w:type="dxa" w:w="1261"/>
+            <w:tcW w:type="dxa" w:w="1361"/>
           </w:tcPr>
-          <w:p/>
+          <w:p>
+            <w:pPr>
+              <w:spacing w:after="0"/>
+              <w:jc w:val="right"/>
+            </w:pPr>
+          </w:p>
         </w:tc>
         <w:tc>
           <w:tcPr>
-            <w:tcW w:type="dxa" w:w="1261"/>
+            <w:tcW w:type="dxa" w:w="1417"/>
           </w:tcPr>
-          <w:p/>
+          <w:p>
+            <w:pPr>
+              <w:spacing w:after="0"/>
+              <w:jc w:val="right"/>
+            </w:pPr>
+          </w:p>
         </w:tc>
         <w:tc>
           <w:tcPr>
-            <w:tcW w:type="dxa" w:w="1261"/>
+            <w:tcW w:type="dxa" w:w="964"/>
           </w:tcPr>
-          <w:p/>
+          <w:p>
+            <w:pPr>
+              <w:spacing w:after="0"/>
+              <w:jc w:val="right"/>
+            </w:pPr>
+          </w:p>
         </w:tc>
         <w:tc>
           <w:tcPr>
-            <w:tcW w:type="dxa" w:w="1261"/>
+            <w:tcW w:type="dxa" w:w="1247"/>
           </w:tcPr>
-          <w:p/>
+          <w:p>
+            <w:pPr>
+              <w:spacing w:after="0"/>
+              <w:jc w:val="right"/>
+            </w:pPr>
+          </w:p>
         </w:tc>
         <w:tc>
           <w:tcPr>
-            <w:tcW w:type="dxa" w:w="1261"/>
+            <w:tcW w:type="dxa" w:w="1077"/>
           </w:tcPr>
-          <w:p/>
+          <w:p>
+            <w:pPr>
+              <w:spacing w:after="0"/>
+              <w:jc w:val="center"/>
+            </w:pPr>
+          </w:p>
         </w:tc>
         <w:tc>
           <w:tcPr>
-            <w:tcW w:type="dxa" w:w="1261"/>
+            <w:tcW w:type="dxa" w:w="1928"/>
           </w:tcPr>
-          <w:p/>
+          <w:p>
+            <w:pPr>
+              <w:spacing w:after="0"/>
+              <w:jc w:val="left"/>
+            </w:pPr>
+          </w:p>
         </w:tc>
         <w:tc>
           <w:tcPr>
-            <w:tcW w:type="dxa" w:w="1261"/>
+            <w:tcW w:type="dxa" w:w="964"/>
           </w:tcPr>
-          <w:p/>
+          <w:p>
+            <w:pPr>
+              <w:spacing w:after="0"/>
+              <w:jc w:val="center"/>
+            </w:pPr>
+          </w:p>
         </w:tc>
         <w:tc>
           <w:tcPr>
-            <w:tcW w:type="dxa" w:w="1261"/>
+            <w:tcW w:type="dxa" w:w="1474"/>
           </w:tcPr>
-          <w:p/>
+          <w:p>
+            <w:pPr>
+              <w:spacing w:after="0"/>
+              <w:jc w:val="left"/>
+            </w:pPr>
+          </w:p>
         </w:tc>
       </w:tr>
       <w:tr>
         <w:tc>
           <w:tcPr>
-            <w:tcW w:type="dxa" w:w="1261"/>
+            <w:tcW w:type="dxa" w:w="454"/>
           </w:tcPr>
           <w:p>
+            <w:pPr>
+              <w:spacing w:after="0"/>
+              <w:jc w:val="center"/>
+            </w:pPr>
             <w:r>
+              <w:rPr>
+                <w:b w:val="0"/>
+                <w:sz w:val="20"/>
+              </w:rPr>
               <w:t>6</w:t>
             </w:r>
           </w:p>
         </w:tc>
         <w:tc>
           <w:tcPr>
-            <w:tcW w:type="dxa" w:w="1261"/>
+            <w:tcW w:type="dxa" w:w="1928"/>
           </w:tcPr>
-          <w:p/>
+          <w:p>
+            <w:pPr>
+              <w:spacing w:after="0"/>
+              <w:jc w:val="left"/>
+            </w:pPr>
+          </w:p>
         </w:tc>
         <w:tc>
           <w:tcPr>
-            <w:tcW w:type="dxa" w:w="1261"/>
+            <w:tcW w:type="dxa" w:w="1134"/>
           </w:tcPr>
-          <w:p/>
+          <w:p>
+            <w:pPr>
+              <w:spacing w:after="0"/>
+              <w:jc w:val="left"/>
+            </w:pPr>
+          </w:p>
         </w:tc>
         <w:tc>
           <w:tcPr>
-            <w:tcW w:type="dxa" w:w="1261"/>
+            <w:tcW w:type="dxa" w:w="624"/>
           </w:tcPr>
-          <w:p/>
+          <w:p>
+            <w:pPr>
+              <w:spacing w:after="0"/>
+              <w:jc w:val="center"/>
+            </w:pPr>
+          </w:p>
         </w:tc>
         <w:tc>
           <w:tcPr>
-            <w:tcW w:type="dxa" w:w="1261"/>
+            <w:tcW w:type="dxa" w:w="1361"/>
           </w:tcPr>
-          <w:p/>
+          <w:p>
+            <w:pPr>
+              <w:spacing w:after="0"/>
+              <w:jc w:val="right"/>
+            </w:pPr>
+          </w:p>
         </w:tc>
         <w:tc>
           <w:tcPr>
-            <w:tcW w:type="dxa" w:w="1261"/>
+            <w:tcW w:type="dxa" w:w="1417"/>
           </w:tcPr>
-          <w:p/>
+          <w:p>
+            <w:pPr>
+              <w:spacing w:after="0"/>
+              <w:jc w:val="right"/>
+            </w:pPr>
+          </w:p>
         </w:tc>
         <w:tc>
           <w:tcPr>
-            <w:tcW w:type="dxa" w:w="1261"/>
+            <w:tcW w:type="dxa" w:w="964"/>
           </w:tcPr>
-          <w:p/>
+          <w:p>
+            <w:pPr>
+              <w:spacing w:after="0"/>
+              <w:jc w:val="right"/>
+            </w:pPr>
+          </w:p>
         </w:tc>
         <w:tc>
           <w:tcPr>
-            <w:tcW w:type="dxa" w:w="1261"/>
+            <w:tcW w:type="dxa" w:w="1247"/>
           </w:tcPr>
-          <w:p/>
+          <w:p>
+            <w:pPr>
+              <w:spacing w:after="0"/>
+              <w:jc w:val="right"/>
+            </w:pPr>
+          </w:p>
         </w:tc>
         <w:tc>
           <w:tcPr>
-            <w:tcW w:type="dxa" w:w="1261"/>
+            <w:tcW w:type="dxa" w:w="1077"/>
           </w:tcPr>
-          <w:p/>
+          <w:p>
+            <w:pPr>
+              <w:spacing w:after="0"/>
+              <w:jc w:val="center"/>
+            </w:pPr>
+          </w:p>
         </w:tc>
         <w:tc>
           <w:tcPr>
-            <w:tcW w:type="dxa" w:w="1261"/>
+            <w:tcW w:type="dxa" w:w="1928"/>
           </w:tcPr>
-          <w:p/>
+          <w:p>
+            <w:pPr>
+              <w:spacing w:after="0"/>
+              <w:jc w:val="left"/>
+            </w:pPr>
+          </w:p>
         </w:tc>
         <w:tc>
           <w:tcPr>
-            <w:tcW w:type="dxa" w:w="1261"/>
+            <w:tcW w:type="dxa" w:w="964"/>
           </w:tcPr>
-          <w:p/>
+          <w:p>
+            <w:pPr>
+              <w:spacing w:after="0"/>
+              <w:jc w:val="center"/>
+            </w:pPr>
+          </w:p>
         </w:tc>
         <w:tc>
           <w:tcPr>
-            <w:tcW w:type="dxa" w:w="1261"/>
+            <w:tcW w:type="dxa" w:w="1474"/>
           </w:tcPr>
-          <w:p/>
+          <w:p>
+            <w:pPr>
+              <w:spacing w:after="0"/>
+              <w:jc w:val="left"/>
+            </w:pPr>
+          </w:p>
         </w:tc>
       </w:tr>
       <w:tr>
         <w:tc>
           <w:tcPr>
-            <w:tcW w:type="dxa" w:w="1261"/>
+            <w:tcW w:type="dxa" w:w="454"/>
           </w:tcPr>
           <w:p>
+            <w:pPr>
+              <w:spacing w:after="0"/>
+              <w:jc w:val="center"/>
+            </w:pPr>
             <w:r>
+              <w:rPr>
+                <w:b w:val="0"/>
+                <w:sz w:val="20"/>
+              </w:rPr>
               <w:t>7</w:t>
             </w:r>
           </w:p>
         </w:tc>
         <w:tc>
           <w:tcPr>
-            <w:tcW w:type="dxa" w:w="1261"/>
+            <w:tcW w:type="dxa" w:w="1928"/>
           </w:tcPr>
-          <w:p/>
+          <w:p>
+            <w:pPr>
+              <w:spacing w:after="0"/>
+              <w:jc w:val="left"/>
+            </w:pPr>
+          </w:p>
         </w:tc>
         <w:tc>
           <w:tcPr>
-            <w:tcW w:type="dxa" w:w="1261"/>
+            <w:tcW w:type="dxa" w:w="1134"/>
           </w:tcPr>
-          <w:p/>
+          <w:p>
+            <w:pPr>
+              <w:spacing w:after="0"/>
+              <w:jc w:val="left"/>
+            </w:pPr>
+          </w:p>
         </w:tc>
         <w:tc>
           <w:tcPr>
-            <w:tcW w:type="dxa" w:w="1261"/>
+            <w:tcW w:type="dxa" w:w="624"/>
           </w:tcPr>
-          <w:p/>
+          <w:p>
+            <w:pPr>
+              <w:spacing w:after="0"/>
+              <w:jc w:val="center"/>
+            </w:pPr>
+          </w:p>
         </w:tc>
         <w:tc>
           <w:tcPr>
-            <w:tcW w:type="dxa" w:w="1261"/>
+            <w:tcW w:type="dxa" w:w="1361"/>
           </w:tcPr>
-          <w:p/>
+          <w:p>
+            <w:pPr>
+              <w:spacing w:after="0"/>
+              <w:jc w:val="right"/>
+            </w:pPr>
+          </w:p>
         </w:tc>
         <w:tc>
           <w:tcPr>
-            <w:tcW w:type="dxa" w:w="1261"/>
+            <w:tcW w:type="dxa" w:w="1417"/>
           </w:tcPr>
-          <w:p/>
+          <w:p>
+            <w:pPr>
+              <w:spacing w:after="0"/>
+              <w:jc w:val="right"/>
+            </w:pPr>
+          </w:p>
         </w:tc>
         <w:tc>
           <w:tcPr>
-            <w:tcW w:type="dxa" w:w="1261"/>
+            <w:tcW w:type="dxa" w:w="964"/>
           </w:tcPr>
-          <w:p/>
+          <w:p>
+            <w:pPr>
+              <w:spacing w:after="0"/>
+              <w:jc w:val="right"/>
+            </w:pPr>
+          </w:p>
         </w:tc>
         <w:tc>
           <w:tcPr>
-            <w:tcW w:type="dxa" w:w="1261"/>
+            <w:tcW w:type="dxa" w:w="1247"/>
           </w:tcPr>
-          <w:p/>
+          <w:p>
+            <w:pPr>
+              <w:spacing w:after="0"/>
+              <w:jc w:val="right"/>
+            </w:pPr>
+          </w:p>
         </w:tc>
         <w:tc>
           <w:tcPr>
-            <w:tcW w:type="dxa" w:w="1261"/>
+            <w:tcW w:type="dxa" w:w="1077"/>
           </w:tcPr>
-          <w:p/>
+          <w:p>
+            <w:pPr>
+              <w:spacing w:after="0"/>
+              <w:jc w:val="center"/>
+            </w:pPr>
+          </w:p>
         </w:tc>
         <w:tc>
           <w:tcPr>
-            <w:tcW w:type="dxa" w:w="1261"/>
+            <w:tcW w:type="dxa" w:w="1928"/>
           </w:tcPr>
-          <w:p/>
+          <w:p>
+            <w:pPr>
+              <w:spacing w:after="0"/>
+              <w:jc w:val="left"/>
+            </w:pPr>
+          </w:p>
         </w:tc>
         <w:tc>
           <w:tcPr>
-            <w:tcW w:type="dxa" w:w="1261"/>
+            <w:tcW w:type="dxa" w:w="964"/>
           </w:tcPr>
-          <w:p/>
+          <w:p>
+            <w:pPr>
+              <w:spacing w:after="0"/>
+              <w:jc w:val="center"/>
+            </w:pPr>
+          </w:p>
         </w:tc>
         <w:tc>
           <w:tcPr>
-            <w:tcW w:type="dxa" w:w="1261"/>
+            <w:tcW w:type="dxa" w:w="1474"/>
           </w:tcPr>
-          <w:p/>
+          <w:p>
+            <w:pPr>
+              <w:spacing w:after="0"/>
+              <w:jc w:val="left"/>
+            </w:pPr>
+          </w:p>
         </w:tc>
       </w:tr>
       <w:tr>
         <w:tc>
           <w:tcPr>
-            <w:tcW w:type="dxa" w:w="1261"/>
+            <w:tcW w:type="dxa" w:w="454"/>
           </w:tcPr>
           <w:p>
+            <w:pPr>
+              <w:spacing w:after="0"/>
+              <w:jc w:val="center"/>
+            </w:pPr>
             <w:r>
+              <w:rPr>
+                <w:b w:val="0"/>
+                <w:sz w:val="20"/>
+              </w:rPr>
               <w:t>8</w:t>
             </w:r>
           </w:p>
         </w:tc>
         <w:tc>
           <w:tcPr>
-            <w:tcW w:type="dxa" w:w="1261"/>
+            <w:tcW w:type="dxa" w:w="1928"/>
           </w:tcPr>
-          <w:p/>
+          <w:p>
+            <w:pPr>
+              <w:spacing w:after="0"/>
+              <w:jc w:val="left"/>
+            </w:pPr>
+          </w:p>
         </w:tc>
         <w:tc>
           <w:tcPr>
-            <w:tcW w:type="dxa" w:w="1261"/>
+            <w:tcW w:type="dxa" w:w="1134"/>
           </w:tcPr>
-          <w:p/>
+          <w:p>
+            <w:pPr>
+              <w:spacing w:after="0"/>
+              <w:jc w:val="left"/>
+            </w:pPr>
+          </w:p>
         </w:tc>
         <w:tc>
           <w:tcPr>
-            <w:tcW w:type="dxa" w:w="1261"/>
+            <w:tcW w:type="dxa" w:w="624"/>
           </w:tcPr>
-          <w:p/>
+          <w:p>
+            <w:pPr>
+              <w:spacing w:after="0"/>
+              <w:jc w:val="center"/>
+            </w:pPr>
+          </w:p>
         </w:tc>
         <w:tc>
           <w:tcPr>
-            <w:tcW w:type="dxa" w:w="1261"/>
+            <w:tcW w:type="dxa" w:w="1361"/>
           </w:tcPr>
-          <w:p/>
+          <w:p>
+            <w:pPr>
+              <w:spacing w:after="0"/>
+              <w:jc w:val="right"/>
+            </w:pPr>
+          </w:p>
         </w:tc>
         <w:tc>
           <w:tcPr>
-            <w:tcW w:type="dxa" w:w="1261"/>
+            <w:tcW w:type="dxa" w:w="1417"/>
           </w:tcPr>
-          <w:p/>
+          <w:p>
+            <w:pPr>
+              <w:spacing w:after="0"/>
+              <w:jc w:val="right"/>
+            </w:pPr>
+          </w:p>
         </w:tc>
         <w:tc>
           <w:tcPr>
-            <w:tcW w:type="dxa" w:w="1261"/>
+            <w:tcW w:type="dxa" w:w="964"/>
           </w:tcPr>
-          <w:p/>
+          <w:p>
+            <w:pPr>
+              <w:spacing w:after="0"/>
+              <w:jc w:val="right"/>
+            </w:pPr>
+          </w:p>
         </w:tc>
         <w:tc>
           <w:tcPr>
-            <w:tcW w:type="dxa" w:w="1261"/>
+            <w:tcW w:type="dxa" w:w="1247"/>
           </w:tcPr>
-          <w:p/>
+          <w:p>
+            <w:pPr>
+              <w:spacing w:after="0"/>
+              <w:jc w:val="right"/>
+            </w:pPr>
+          </w:p>
         </w:tc>
         <w:tc>
           <w:tcPr>
-            <w:tcW w:type="dxa" w:w="1261"/>
+            <w:tcW w:type="dxa" w:w="1077"/>
           </w:tcPr>
-          <w:p/>
+          <w:p>
+            <w:pPr>
+              <w:spacing w:after="0"/>
+              <w:jc w:val="center"/>
+            </w:pPr>
+          </w:p>
         </w:tc>
         <w:tc>
           <w:tcPr>
-            <w:tcW w:type="dxa" w:w="1261"/>
+            <w:tcW w:type="dxa" w:w="1928"/>
           </w:tcPr>
-          <w:p/>
+          <w:p>
+            <w:pPr>
+              <w:spacing w:after="0"/>
+              <w:jc w:val="left"/>
+            </w:pPr>
+          </w:p>
         </w:tc>
         <w:tc>
           <w:tcPr>
-            <w:tcW w:type="dxa" w:w="1261"/>
+            <w:tcW w:type="dxa" w:w="964"/>
           </w:tcPr>
-          <w:p/>
+          <w:p>
+            <w:pPr>
+              <w:spacing w:after="0"/>
+              <w:jc w:val="center"/>
+            </w:pPr>
+          </w:p>
         </w:tc>
         <w:tc>
           <w:tcPr>
-            <w:tcW w:type="dxa" w:w="1261"/>
+            <w:tcW w:type="dxa" w:w="1474"/>
           </w:tcPr>
-          <w:p/>
+          <w:p>
+            <w:pPr>
+              <w:spacing w:after="0"/>
+              <w:jc w:val="left"/>
+            </w:pPr>
+          </w:p>
         </w:tc>
       </w:tr>
       <w:tr>
         <w:tc>
           <w:tcPr>
-            <w:tcW w:type="dxa" w:w="1261"/>
+            <w:tcW w:type="dxa" w:w="454"/>
           </w:tcPr>
           <w:p>
+            <w:pPr>
+              <w:spacing w:after="0"/>
+              <w:jc w:val="center"/>
+            </w:pPr>
             <w:r>
+              <w:rPr>
+                <w:b w:val="0"/>
+                <w:sz w:val="20"/>
+              </w:rPr>
               <w:t>9</w:t>
             </w:r>
           </w:p>
         </w:tc>
         <w:tc>
           <w:tcPr>
-            <w:tcW w:type="dxa" w:w="1261"/>
+            <w:tcW w:type="dxa" w:w="1928"/>
           </w:tcPr>
-          <w:p/>
+          <w:p>
+            <w:pPr>
+              <w:spacing w:after="0"/>
+              <w:jc w:val="left"/>
+            </w:pPr>
+          </w:p>
         </w:tc>
         <w:tc>
           <w:tcPr>
-            <w:tcW w:type="dxa" w:w="1261"/>
+            <w:tcW w:type="dxa" w:w="1134"/>
           </w:tcPr>
-          <w:p/>
+          <w:p>
+            <w:pPr>
+              <w:spacing w:after="0"/>
+              <w:jc w:val="left"/>
+            </w:pPr>
+          </w:p>
         </w:tc>
         <w:tc>
           <w:tcPr>
-            <w:tcW w:type="dxa" w:w="1261"/>
+            <w:tcW w:type="dxa" w:w="624"/>
           </w:tcPr>
-          <w:p/>
+          <w:p>
+            <w:pPr>
+              <w:spacing w:after="0"/>
+              <w:jc w:val="center"/>
+            </w:pPr>
+          </w:p>
         </w:tc>
         <w:tc>
           <w:tcPr>
-            <w:tcW w:type="dxa" w:w="1261"/>
+            <w:tcW w:type="dxa" w:w="1361"/>
           </w:tcPr>
-          <w:p/>
+          <w:p>
+            <w:pPr>
+              <w:spacing w:after="0"/>
+              <w:jc w:val="right"/>
+            </w:pPr>
+          </w:p>
         </w:tc>
         <w:tc>
           <w:tcPr>
-            <w:tcW w:type="dxa" w:w="1261"/>
+            <w:tcW w:type="dxa" w:w="1417"/>
           </w:tcPr>
-          <w:p/>
+          <w:p>
+            <w:pPr>
+              <w:spacing w:after="0"/>
+              <w:jc w:val="right"/>
+            </w:pPr>
+          </w:p>
         </w:tc>
         <w:tc>
           <w:tcPr>
-            <w:tcW w:type="dxa" w:w="1261"/>
+            <w:tcW w:type="dxa" w:w="964"/>
           </w:tcPr>
-          <w:p/>
+          <w:p>
+            <w:pPr>
+              <w:spacing w:after="0"/>
+              <w:jc w:val="right"/>
+            </w:pPr>
+          </w:p>
         </w:tc>
         <w:tc>
           <w:tcPr>
-            <w:tcW w:type="dxa" w:w="1261"/>
+            <w:tcW w:type="dxa" w:w="1247"/>
           </w:tcPr>
-          <w:p/>
+          <w:p>
+            <w:pPr>
+              <w:spacing w:after="0"/>
+              <w:jc w:val="right"/>
+            </w:pPr>
+          </w:p>
         </w:tc>
         <w:tc>
           <w:tcPr>
-            <w:tcW w:type="dxa" w:w="1261"/>
+            <w:tcW w:type="dxa" w:w="1077"/>
           </w:tcPr>
-          <w:p/>
+          <w:p>
+            <w:pPr>
+              <w:spacing w:after="0"/>
+              <w:jc w:val="center"/>
+            </w:pPr>
+          </w:p>
         </w:tc>
         <w:tc>
           <w:tcPr>
-            <w:tcW w:type="dxa" w:w="1261"/>
+            <w:tcW w:type="dxa" w:w="1928"/>
           </w:tcPr>
-          <w:p/>
+          <w:p>
+            <w:pPr>
+              <w:spacing w:after="0"/>
+              <w:jc w:val="left"/>
+            </w:pPr>
+          </w:p>
         </w:tc>
         <w:tc>
           <w:tcPr>
-            <w:tcW w:type="dxa" w:w="1261"/>
+            <w:tcW w:type="dxa" w:w="964"/>
           </w:tcPr>
-          <w:p/>
+          <w:p>
+            <w:pPr>
+              <w:spacing w:after="0"/>
+              <w:jc w:val="center"/>
+            </w:pPr>
+          </w:p>
         </w:tc>
         <w:tc>
           <w:tcPr>
-            <w:tcW w:type="dxa" w:w="1261"/>
+            <w:tcW w:type="dxa" w:w="1474"/>
           </w:tcPr>
-          <w:p/>
+          <w:p>
+            <w:pPr>
+              <w:spacing w:after="0"/>
+              <w:jc w:val="left"/>
+            </w:pPr>
+          </w:p>
         </w:tc>
       </w:tr>
       <w:tr>
         <w:tc>
           <w:tcPr>
-            <w:tcW w:type="dxa" w:w="1261"/>
+            <w:tcW w:type="dxa" w:w="454"/>
           </w:tcPr>
           <w:p>
+            <w:pPr>
+              <w:spacing w:after="0"/>
+              <w:jc w:val="center"/>
+            </w:pPr>
             <w:r>
+              <w:rPr>
+                <w:b w:val="0"/>
+                <w:sz w:val="20"/>
+              </w:rPr>
               <w:t>10</w:t>
             </w:r>
           </w:p>
         </w:tc>
         <w:tc>
           <w:tcPr>
-            <w:tcW w:type="dxa" w:w="1261"/>
+            <w:tcW w:type="dxa" w:w="1928"/>
           </w:tcPr>
-          <w:p/>
+          <w:p>
+            <w:pPr>
+              <w:spacing w:after="0"/>
+              <w:jc w:val="left"/>
+            </w:pPr>
+          </w:p>
         </w:tc>
         <w:tc>
           <w:tcPr>
-            <w:tcW w:type="dxa" w:w="1261"/>
+            <w:tcW w:type="dxa" w:w="1134"/>
           </w:tcPr>
-          <w:p/>
+          <w:p>
+            <w:pPr>
+              <w:spacing w:after="0"/>
+              <w:jc w:val="left"/>
+            </w:pPr>
+          </w:p>
         </w:tc>
         <w:tc>
           <w:tcPr>
-            <w:tcW w:type="dxa" w:w="1261"/>
+            <w:tcW w:type="dxa" w:w="624"/>
           </w:tcPr>
-          <w:p/>
+          <w:p>
+            <w:pPr>
+              <w:spacing w:after="0"/>
+              <w:jc w:val="center"/>
+            </w:pPr>
+          </w:p>
         </w:tc>
         <w:tc>
           <w:tcPr>
-            <w:tcW w:type="dxa" w:w="1261"/>
+            <w:tcW w:type="dxa" w:w="1361"/>
           </w:tcPr>
-          <w:p/>
+          <w:p>
+            <w:pPr>
+              <w:spacing w:after="0"/>
+              <w:jc w:val="right"/>
+            </w:pPr>
+          </w:p>
         </w:tc>
         <w:tc>
           <w:tcPr>
-            <w:tcW w:type="dxa" w:w="1261"/>
+            <w:tcW w:type="dxa" w:w="1417"/>
           </w:tcPr>
-          <w:p/>
+          <w:p>
+            <w:pPr>
+              <w:spacing w:after="0"/>
+              <w:jc w:val="right"/>
+            </w:pPr>
+          </w:p>
         </w:tc>
         <w:tc>
           <w:tcPr>
-            <w:tcW w:type="dxa" w:w="1261"/>
+            <w:tcW w:type="dxa" w:w="964"/>
           </w:tcPr>
-          <w:p/>
+          <w:p>
+            <w:pPr>
+              <w:spacing w:after="0"/>
+              <w:jc w:val="right"/>
+            </w:pPr>
+          </w:p>
         </w:tc>
         <w:tc>
           <w:tcPr>
-            <w:tcW w:type="dxa" w:w="1261"/>
+            <w:tcW w:type="dxa" w:w="1247"/>
           </w:tcPr>
-          <w:p/>
+          <w:p>
+            <w:pPr>
+              <w:spacing w:after="0"/>
+              <w:jc w:val="right"/>
+            </w:pPr>
+          </w:p>
         </w:tc>
         <w:tc>
           <w:tcPr>
-            <w:tcW w:type="dxa" w:w="1261"/>
+            <w:tcW w:type="dxa" w:w="1077"/>
           </w:tcPr>
-          <w:p/>
+          <w:p>
+            <w:pPr>
+              <w:spacing w:after="0"/>
+              <w:jc w:val="center"/>
+            </w:pPr>
+          </w:p>
         </w:tc>
         <w:tc>
           <w:tcPr>
-            <w:tcW w:type="dxa" w:w="1261"/>
+            <w:tcW w:type="dxa" w:w="1928"/>
           </w:tcPr>
-          <w:p/>
+          <w:p>
+            <w:pPr>
+              <w:spacing w:after="0"/>
+              <w:jc w:val="left"/>
+            </w:pPr>
+          </w:p>
         </w:tc>
         <w:tc>
           <w:tcPr>
-            <w:tcW w:type="dxa" w:w="1261"/>
+            <w:tcW w:type="dxa" w:w="964"/>
           </w:tcPr>
-          <w:p/>
+          <w:p>
+            <w:pPr>
+              <w:spacing w:after="0"/>
+              <w:jc w:val="center"/>
+            </w:pPr>
+          </w:p>
         </w:tc>
         <w:tc>
           <w:tcPr>
-            <w:tcW w:type="dxa" w:w="1261"/>
+            <w:tcW w:type="dxa" w:w="1474"/>
           </w:tcPr>
-          <w:p/>
+          <w:p>
+            <w:pPr>
+              <w:spacing w:after="0"/>
+              <w:jc w:val="left"/>
+            </w:pPr>
+          </w:p>
         </w:tc>
       </w:tr>
       <w:tr>
         <w:tc>
           <w:tcPr>
-            <w:tcW w:type="dxa" w:w="1261"/>
+            <w:tcW w:type="dxa" w:w="454"/>
           </w:tcPr>
           <w:p>
+            <w:pPr>
+              <w:spacing w:after="0"/>
+              <w:jc w:val="center"/>
+            </w:pPr>
             <w:r>
+              <w:rPr>
+                <w:b w:val="0"/>
+                <w:sz w:val="20"/>
+              </w:rPr>
               <w:t>11</w:t>
             </w:r>
           </w:p>
         </w:tc>
         <w:tc>
           <w:tcPr>
-            <w:tcW w:type="dxa" w:w="1261"/>
+            <w:tcW w:type="dxa" w:w="1928"/>
           </w:tcPr>
-          <w:p/>
+          <w:p>
+            <w:pPr>
+              <w:spacing w:after="0"/>
+              <w:jc w:val="left"/>
+            </w:pPr>
+          </w:p>
         </w:tc>
         <w:tc>
           <w:tcPr>
-            <w:tcW w:type="dxa" w:w="1261"/>
+            <w:tcW w:type="dxa" w:w="1134"/>
           </w:tcPr>
-          <w:p/>
+          <w:p>
+            <w:pPr>
+              <w:spacing w:after="0"/>
+              <w:jc w:val="left"/>
+            </w:pPr>
+          </w:p>
         </w:tc>
         <w:tc>
           <w:tcPr>
-            <w:tcW w:type="dxa" w:w="1261"/>
+            <w:tcW w:type="dxa" w:w="624"/>
           </w:tcPr>
-          <w:p/>
+          <w:p>
+            <w:pPr>
+              <w:spacing w:after="0"/>
+              <w:jc w:val="center"/>
+            </w:pPr>
+          </w:p>
         </w:tc>
         <w:tc>
           <w:tcPr>
-            <w:tcW w:type="dxa" w:w="1261"/>
+            <w:tcW w:type="dxa" w:w="1361"/>
           </w:tcPr>
-          <w:p/>
+          <w:p>
+            <w:pPr>
+              <w:spacing w:after="0"/>
+              <w:jc w:val="right"/>
+            </w:pPr>
+          </w:p>
         </w:tc>
         <w:tc>
           <w:tcPr>
-            <w:tcW w:type="dxa" w:w="1261"/>
+            <w:tcW w:type="dxa" w:w="1417"/>
           </w:tcPr>
-          <w:p/>
+          <w:p>
+            <w:pPr>
+              <w:spacing w:after="0"/>
+              <w:jc w:val="right"/>
+            </w:pPr>
+          </w:p>
         </w:tc>
         <w:tc>
           <w:tcPr>
-            <w:tcW w:type="dxa" w:w="1261"/>
+            <w:tcW w:type="dxa" w:w="964"/>
           </w:tcPr>
-          <w:p/>
+          <w:p>
+            <w:pPr>
+              <w:spacing w:after="0"/>
+              <w:jc w:val="right"/>
+            </w:pPr>
+          </w:p>
         </w:tc>
         <w:tc>
           <w:tcPr>
-            <w:tcW w:type="dxa" w:w="1261"/>
+            <w:tcW w:type="dxa" w:w="1247"/>
           </w:tcPr>
-          <w:p/>
+          <w:p>
+            <w:pPr>
+              <w:spacing w:after="0"/>
+              <w:jc w:val="right"/>
+            </w:pPr>
+          </w:p>
         </w:tc>
         <w:tc>
           <w:tcPr>
-            <w:tcW w:type="dxa" w:w="1261"/>
+            <w:tcW w:type="dxa" w:w="1077"/>
           </w:tcPr>
-          <w:p/>
+          <w:p>
+            <w:pPr>
+              <w:spacing w:after="0"/>
+              <w:jc w:val="center"/>
+            </w:pPr>
+          </w:p>
         </w:tc>
         <w:tc>
           <w:tcPr>
-            <w:tcW w:type="dxa" w:w="1261"/>
+            <w:tcW w:type="dxa" w:w="1928"/>
           </w:tcPr>
-          <w:p/>
+          <w:p>
+            <w:pPr>
+              <w:spacing w:after="0"/>
+              <w:jc w:val="left"/>
+            </w:pPr>
+          </w:p>
         </w:tc>
         <w:tc>
           <w:tcPr>
-            <w:tcW w:type="dxa" w:w="1261"/>
+            <w:tcW w:type="dxa" w:w="964"/>
           </w:tcPr>
-          <w:p/>
+          <w:p>
+            <w:pPr>
+              <w:spacing w:after="0"/>
+              <w:jc w:val="center"/>
+            </w:pPr>
+          </w:p>
         </w:tc>
         <w:tc>
           <w:tcPr>
-            <w:tcW w:type="dxa" w:w="1261"/>
+            <w:tcW w:type="dxa" w:w="1474"/>
           </w:tcPr>
-          <w:p/>
+          <w:p>
+            <w:pPr>
+              <w:spacing w:after="0"/>
+              <w:jc w:val="left"/>
+            </w:pPr>
+          </w:p>
         </w:tc>
       </w:tr>
       <w:tr>
         <w:tc>
           <w:tcPr>
-            <w:tcW w:type="dxa" w:w="1261"/>
+            <w:tcW w:type="dxa" w:w="454"/>
           </w:tcPr>
           <w:p>
+            <w:pPr>
+              <w:spacing w:after="0"/>
+              <w:jc w:val="center"/>
+            </w:pPr>
             <w:r>
+              <w:rPr>
+                <w:b w:val="0"/>
+                <w:sz w:val="20"/>
+              </w:rPr>
               <w:t>12</w:t>
             </w:r>
           </w:p>
         </w:tc>
         <w:tc>
           <w:tcPr>
-            <w:tcW w:type="dxa" w:w="1261"/>
+            <w:tcW w:type="dxa" w:w="1928"/>
           </w:tcPr>
-          <w:p/>
+          <w:p>
+            <w:pPr>
+              <w:spacing w:after="0"/>
+              <w:jc w:val="left"/>
+            </w:pPr>
+          </w:p>
         </w:tc>
         <w:tc>
           <w:tcPr>
-            <w:tcW w:type="dxa" w:w="1261"/>
+            <w:tcW w:type="dxa" w:w="1134"/>
           </w:tcPr>
-          <w:p/>
+          <w:p>
+            <w:pPr>
+              <w:spacing w:after="0"/>
+              <w:jc w:val="left"/>
+            </w:pPr>
+          </w:p>
         </w:tc>
         <w:tc>
           <w:tcPr>
-            <w:tcW w:type="dxa" w:w="1261"/>
+            <w:tcW w:type="dxa" w:w="624"/>
           </w:tcPr>
-          <w:p/>
+          <w:p>
+            <w:pPr>
+              <w:spacing w:after="0"/>
+              <w:jc w:val="center"/>
+            </w:pPr>
+          </w:p>
         </w:tc>
         <w:tc>
           <w:tcPr>
-            <w:tcW w:type="dxa" w:w="1261"/>
+            <w:tcW w:type="dxa" w:w="1361"/>
           </w:tcPr>
-          <w:p/>
+          <w:p>
+            <w:pPr>
+              <w:spacing w:after="0"/>
+              <w:jc w:val="right"/>
+            </w:pPr>
+          </w:p>
         </w:tc>
         <w:tc>
           <w:tcPr>
-            <w:tcW w:type="dxa" w:w="1261"/>
+            <w:tcW w:type="dxa" w:w="1417"/>
           </w:tcPr>
-          <w:p/>
+          <w:p>
+            <w:pPr>
+              <w:spacing w:after="0"/>
+              <w:jc w:val="right"/>
+            </w:pPr>
+          </w:p>
         </w:tc>
         <w:tc>
           <w:tcPr>
-            <w:tcW w:type="dxa" w:w="1261"/>
+            <w:tcW w:type="dxa" w:w="964"/>
           </w:tcPr>
-          <w:p/>
+          <w:p>
+            <w:pPr>
+              <w:spacing w:after="0"/>
+              <w:jc w:val="right"/>
+            </w:pPr>
+          </w:p>
         </w:tc>
         <w:tc>
           <w:tcPr>
-            <w:tcW w:type="dxa" w:w="1261"/>
+            <w:tcW w:type="dxa" w:w="1247"/>
           </w:tcPr>
-          <w:p/>
+          <w:p>
+            <w:pPr>
+              <w:spacing w:after="0"/>
+              <w:jc w:val="right"/>
+            </w:pPr>
+          </w:p>
         </w:tc>
         <w:tc>
           <w:tcPr>
-            <w:tcW w:type="dxa" w:w="1261"/>
+            <w:tcW w:type="dxa" w:w="1077"/>
           </w:tcPr>
-          <w:p/>
+          <w:p>
+            <w:pPr>
+              <w:spacing w:after="0"/>
+              <w:jc w:val="center"/>
+            </w:pPr>
+          </w:p>
         </w:tc>
         <w:tc>
           <w:tcPr>
-            <w:tcW w:type="dxa" w:w="1261"/>
+            <w:tcW w:type="dxa" w:w="1928"/>
           </w:tcPr>
-          <w:p/>
+          <w:p>
+            <w:pPr>
+              <w:spacing w:after="0"/>
+              <w:jc w:val="left"/>
+            </w:pPr>
+          </w:p>
         </w:tc>
         <w:tc>
           <w:tcPr>
-            <w:tcW w:type="dxa" w:w="1261"/>
+            <w:tcW w:type="dxa" w:w="964"/>
           </w:tcPr>
-          <w:p/>
+          <w:p>
+            <w:pPr>
+              <w:spacing w:after="0"/>
+              <w:jc w:val="center"/>
+            </w:pPr>
+          </w:p>
         </w:tc>
         <w:tc>
           <w:tcPr>
-            <w:tcW w:type="dxa" w:w="1261"/>
+            <w:tcW w:type="dxa" w:w="1474"/>
           </w:tcPr>
-          <w:p/>
+          <w:p>
+            <w:pPr>
+              <w:spacing w:after="0"/>
+              <w:jc w:val="left"/>
+            </w:pPr>
+          </w:p>
         </w:tc>
       </w:tr>
       <w:tr>
         <w:tc>
           <w:tcPr>
-            <w:tcW w:type="dxa" w:w="1261"/>
+            <w:tcW w:type="dxa" w:w="454"/>
           </w:tcPr>
           <w:p>
+            <w:pPr>
+              <w:spacing w:after="0"/>
+              <w:jc w:val="center"/>
+            </w:pPr>
             <w:r>
+              <w:rPr>
+                <w:b w:val="0"/>
+                <w:sz w:val="20"/>
+              </w:rPr>
               <w:t>13</w:t>
             </w:r>
           </w:p>
         </w:tc>
         <w:tc>
           <w:tcPr>
-            <w:tcW w:type="dxa" w:w="1261"/>
+            <w:tcW w:type="dxa" w:w="1928"/>
           </w:tcPr>
-          <w:p/>
+          <w:p>
+            <w:pPr>
+              <w:spacing w:after="0"/>
+              <w:jc w:val="left"/>
+            </w:pPr>
+          </w:p>
         </w:tc>
         <w:tc>
           <w:tcPr>
-            <w:tcW w:type="dxa" w:w="1261"/>
+            <w:tcW w:type="dxa" w:w="1134"/>
           </w:tcPr>
-          <w:p/>
+          <w:p>
+            <w:pPr>
+              <w:spacing w:after="0"/>
+              <w:jc w:val="left"/>
+            </w:pPr>
+          </w:p>
         </w:tc>
         <w:tc>
           <w:tcPr>
-            <w:tcW w:type="dxa" w:w="1261"/>
+            <w:tcW w:type="dxa" w:w="624"/>
           </w:tcPr>
-          <w:p/>
+          <w:p>
+            <w:pPr>
+              <w:spacing w:after="0"/>
+              <w:jc w:val="center"/>
+            </w:pPr>
+          </w:p>
         </w:tc>
         <w:tc>
           <w:tcPr>
-            <w:tcW w:type="dxa" w:w="1261"/>
+            <w:tcW w:type="dxa" w:w="1361"/>
           </w:tcPr>
-          <w:p/>
+          <w:p>
+            <w:pPr>
+              <w:spacing w:after="0"/>
+              <w:jc w:val="right"/>
+            </w:pPr>
+          </w:p>
         </w:tc>
         <w:tc>
           <w:tcPr>
-            <w:tcW w:type="dxa" w:w="1261"/>
+            <w:tcW w:type="dxa" w:w="1417"/>
           </w:tcPr>
-          <w:p/>
+          <w:p>
+            <w:pPr>
+              <w:spacing w:after="0"/>
+              <w:jc w:val="right"/>
+            </w:pPr>
+          </w:p>
         </w:tc>
         <w:tc>
           <w:tcPr>
-            <w:tcW w:type="dxa" w:w="1261"/>
+            <w:tcW w:type="dxa" w:w="964"/>
           </w:tcPr>
-          <w:p/>
+          <w:p>
+            <w:pPr>
+              <w:spacing w:after="0"/>
+              <w:jc w:val="right"/>
+            </w:pPr>
+          </w:p>
         </w:tc>
         <w:tc>
           <w:tcPr>
-            <w:tcW w:type="dxa" w:w="1261"/>
+            <w:tcW w:type="dxa" w:w="1247"/>
           </w:tcPr>
-          <w:p/>
+          <w:p>
+            <w:pPr>
+              <w:spacing w:after="0"/>
+              <w:jc w:val="right"/>
+            </w:pPr>
+          </w:p>
         </w:tc>
         <w:tc>
           <w:tcPr>
-            <w:tcW w:type="dxa" w:w="1261"/>
+            <w:tcW w:type="dxa" w:w="1077"/>
           </w:tcPr>
-          <w:p/>
+          <w:p>
+            <w:pPr>
+              <w:spacing w:after="0"/>
+              <w:jc w:val="center"/>
+            </w:pPr>
+          </w:p>
         </w:tc>
         <w:tc>
           <w:tcPr>
-            <w:tcW w:type="dxa" w:w="1261"/>
+            <w:tcW w:type="dxa" w:w="1928"/>
           </w:tcPr>
-          <w:p/>
+          <w:p>
+            <w:pPr>
+              <w:spacing w:after="0"/>
+              <w:jc w:val="left"/>
+            </w:pPr>
+          </w:p>
         </w:tc>
         <w:tc>
           <w:tcPr>
-            <w:tcW w:type="dxa" w:w="1261"/>
+            <w:tcW w:type="dxa" w:w="964"/>
           </w:tcPr>
-          <w:p/>
+          <w:p>
+            <w:pPr>
+              <w:spacing w:after="0"/>
+              <w:jc w:val="center"/>
+            </w:pPr>
+          </w:p>
         </w:tc>
         <w:tc>
           <w:tcPr>
-            <w:tcW w:type="dxa" w:w="1261"/>
+            <w:tcW w:type="dxa" w:w="1474"/>
           </w:tcPr>
-          <w:p/>
+          <w:p>
+            <w:pPr>
+              <w:spacing w:after="0"/>
+              <w:jc w:val="left"/>
+            </w:pPr>
+          </w:p>
         </w:tc>
       </w:tr>
       <w:tr>
         <w:tc>
           <w:tcPr>
-            <w:tcW w:type="dxa" w:w="1261"/>
+            <w:tcW w:type="dxa" w:w="454"/>
           </w:tcPr>
           <w:p>
+            <w:pPr>
+              <w:spacing w:after="0"/>
+              <w:jc w:val="center"/>
+            </w:pPr>
             <w:r>
+              <w:rPr>
+                <w:b w:val="0"/>
+                <w:sz w:val="20"/>
+              </w:rPr>
               <w:t>14</w:t>
             </w:r>
           </w:p>
         </w:tc>
         <w:tc>
           <w:tcPr>
-            <w:tcW w:type="dxa" w:w="1261"/>
+            <w:tcW w:type="dxa" w:w="1928"/>
           </w:tcPr>
-          <w:p/>
+          <w:p>
+            <w:pPr>
+              <w:spacing w:after="0"/>
+              <w:jc w:val="left"/>
+            </w:pPr>
+          </w:p>
         </w:tc>
         <w:tc>
           <w:tcPr>
-            <w:tcW w:type="dxa" w:w="1261"/>
+            <w:tcW w:type="dxa" w:w="1134"/>
           </w:tcPr>
-          <w:p/>
+          <w:p>
+            <w:pPr>
+              <w:spacing w:after="0"/>
+              <w:jc w:val="left"/>
+            </w:pPr>
+          </w:p>
         </w:tc>
         <w:tc>
           <w:tcPr>
-            <w:tcW w:type="dxa" w:w="1261"/>
+            <w:tcW w:type="dxa" w:w="624"/>
           </w:tcPr>
-          <w:p/>
+          <w:p>
+            <w:pPr>
+              <w:spacing w:after="0"/>
+              <w:jc w:val="center"/>
+            </w:pPr>
+          </w:p>
         </w:tc>
         <w:tc>
           <w:tcPr>
-            <w:tcW w:type="dxa" w:w="1261"/>
+            <w:tcW w:type="dxa" w:w="1361"/>
           </w:tcPr>
-          <w:p/>
+          <w:p>
+            <w:pPr>
+              <w:spacing w:after="0"/>
+              <w:jc w:val="right"/>
+            </w:pPr>
+          </w:p>
         </w:tc>
         <w:tc>
           <w:tcPr>
-            <w:tcW w:type="dxa" w:w="1261"/>
+            <w:tcW w:type="dxa" w:w="1417"/>
           </w:tcPr>
-          <w:p/>
+          <w:p>
+            <w:pPr>
+              <w:spacing w:after="0"/>
+              <w:jc w:val="right"/>
+            </w:pPr>
+          </w:p>
         </w:tc>
         <w:tc>
           <w:tcPr>
-            <w:tcW w:type="dxa" w:w="1261"/>
+            <w:tcW w:type="dxa" w:w="964"/>
           </w:tcPr>
-          <w:p/>
+          <w:p>
+            <w:pPr>
+              <w:spacing w:after="0"/>
+              <w:jc w:val="right"/>
+            </w:pPr>
+          </w:p>
         </w:tc>
         <w:tc>
           <w:tcPr>
-            <w:tcW w:type="dxa" w:w="1261"/>
+            <w:tcW w:type="dxa" w:w="1247"/>
           </w:tcPr>
-          <w:p/>
+          <w:p>
+            <w:pPr>
+              <w:spacing w:after="0"/>
+              <w:jc w:val="right"/>
+            </w:pPr>
+          </w:p>
         </w:tc>
         <w:tc>
           <w:tcPr>
-            <w:tcW w:type="dxa" w:w="1261"/>
+            <w:tcW w:type="dxa" w:w="1077"/>
           </w:tcPr>
-          <w:p/>
+          <w:p>
+            <w:pPr>
+              <w:spacing w:after="0"/>
+              <w:jc w:val="center"/>
+            </w:pPr>
+          </w:p>
         </w:tc>
         <w:tc>
           <w:tcPr>
-            <w:tcW w:type="dxa" w:w="1261"/>
+            <w:tcW w:type="dxa" w:w="1928"/>
           </w:tcPr>
-          <w:p/>
+          <w:p>
+            <w:pPr>
+              <w:spacing w:after="0"/>
+              <w:jc w:val="left"/>
+            </w:pPr>
+          </w:p>
         </w:tc>
         <w:tc>
           <w:tcPr>
-            <w:tcW w:type="dxa" w:w="1261"/>
+            <w:tcW w:type="dxa" w:w="964"/>
           </w:tcPr>
-          <w:p/>
+          <w:p>
+            <w:pPr>
+              <w:spacing w:after="0"/>
+              <w:jc w:val="center"/>
+            </w:pPr>
+          </w:p>
         </w:tc>
         <w:tc>
           <w:tcPr>
-            <w:tcW w:type="dxa" w:w="1261"/>
+            <w:tcW w:type="dxa" w:w="1474"/>
           </w:tcPr>
-          <w:p/>
+          <w:p>
+            <w:pPr>
+              <w:spacing w:after="0"/>
+              <w:jc w:val="left"/>
+            </w:pPr>
+          </w:p>
         </w:tc>
       </w:tr>
       <w:tr>
         <w:tc>
           <w:tcPr>
-            <w:tcW w:type="dxa" w:w="1261"/>
+            <w:tcW w:type="dxa" w:w="454"/>
           </w:tcPr>
           <w:p>
+            <w:pPr>
+              <w:spacing w:after="0"/>
+              <w:jc w:val="center"/>
+            </w:pPr>
             <w:r>
+              <w:rPr>
+                <w:b w:val="0"/>
+                <w:sz w:val="20"/>
+              </w:rPr>
               <w:t>15</w:t>
             </w:r>
           </w:p>
         </w:tc>
         <w:tc>
           <w:tcPr>
-            <w:tcW w:type="dxa" w:w="1261"/>
+            <w:tcW w:type="dxa" w:w="1928"/>
           </w:tcPr>
-          <w:p/>
+          <w:p>
+            <w:pPr>
+              <w:spacing w:after="0"/>
+              <w:jc w:val="left"/>
+            </w:pPr>
+          </w:p>
         </w:tc>
         <w:tc>
           <w:tcPr>
-            <w:tcW w:type="dxa" w:w="1261"/>
+            <w:tcW w:type="dxa" w:w="1134"/>
           </w:tcPr>
-          <w:p/>
+          <w:p>
+            <w:pPr>
+              <w:spacing w:after="0"/>
+              <w:jc w:val="left"/>
+            </w:pPr>
+          </w:p>
         </w:tc>
         <w:tc>
           <w:tcPr>
-            <w:tcW w:type="dxa" w:w="1261"/>
+            <w:tcW w:type="dxa" w:w="624"/>
           </w:tcPr>
-          <w:p/>
+          <w:p>
+            <w:pPr>
+              <w:spacing w:after="0"/>
+              <w:jc w:val="center"/>
+            </w:pPr>
+          </w:p>
         </w:tc>
         <w:tc>
           <w:tcPr>
-            <w:tcW w:type="dxa" w:w="1261"/>
+            <w:tcW w:type="dxa" w:w="1361"/>
           </w:tcPr>
-          <w:p/>
+          <w:p>
+            <w:pPr>
+              <w:spacing w:after="0"/>
+              <w:jc w:val="right"/>
+            </w:pPr>
+          </w:p>
         </w:tc>
         <w:tc>
           <w:tcPr>
-            <w:tcW w:type="dxa" w:w="1261"/>
+            <w:tcW w:type="dxa" w:w="1417"/>
           </w:tcPr>
-          <w:p/>
+          <w:p>
+            <w:pPr>
+              <w:spacing w:after="0"/>
+              <w:jc w:val="right"/>
+            </w:pPr>
+          </w:p>
         </w:tc>
         <w:tc>
           <w:tcPr>
-            <w:tcW w:type="dxa" w:w="1261"/>
+            <w:tcW w:type="dxa" w:w="964"/>
           </w:tcPr>
-          <w:p/>
+          <w:p>
+            <w:pPr>
+              <w:spacing w:after="0"/>
+              <w:jc w:val="right"/>
+            </w:pPr>
+          </w:p>
         </w:tc>
         <w:tc>
           <w:tcPr>
-            <w:tcW w:type="dxa" w:w="1261"/>
+            <w:tcW w:type="dxa" w:w="1247"/>
           </w:tcPr>
-          <w:p/>
+          <w:p>
+            <w:pPr>
+              <w:spacing w:after="0"/>
+              <w:jc w:val="right"/>
+            </w:pPr>
+          </w:p>
         </w:tc>
         <w:tc>
           <w:tcPr>
-            <w:tcW w:type="dxa" w:w="1261"/>
+            <w:tcW w:type="dxa" w:w="1077"/>
           </w:tcPr>
-          <w:p/>
+          <w:p>
+            <w:pPr>
+              <w:spacing w:after="0"/>
+              <w:jc w:val="center"/>
+            </w:pPr>
+          </w:p>
         </w:tc>
         <w:tc>
           <w:tcPr>
-            <w:tcW w:type="dxa" w:w="1261"/>
+            <w:tcW w:type="dxa" w:w="1928"/>
           </w:tcPr>
-          <w:p/>
+          <w:p>
+            <w:pPr>
+              <w:spacing w:after="0"/>
+              <w:jc w:val="left"/>
+            </w:pPr>
+          </w:p>
         </w:tc>
         <w:tc>
           <w:tcPr>
-            <w:tcW w:type="dxa" w:w="1261"/>
+            <w:tcW w:type="dxa" w:w="964"/>
           </w:tcPr>
-          <w:p/>
+          <w:p>
+            <w:pPr>
+              <w:spacing w:after="0"/>
+              <w:jc w:val="center"/>
+            </w:pPr>
+          </w:p>
         </w:tc>
         <w:tc>
           <w:tcPr>
-            <w:tcW w:type="dxa" w:w="1261"/>
+            <w:tcW w:type="dxa" w:w="1474"/>
           </w:tcPr>
-          <w:p/>
+          <w:p>
+            <w:pPr>
+              <w:spacing w:after="0"/>
+              <w:jc w:val="left"/>
+            </w:pPr>
+          </w:p>
         </w:tc>
       </w:tr>
     </w:tbl>
@@ -1402,31 +2490,61 @@
     <w:p/>
     <w:p>
       <w:r>
-        <w:t>Члены комиссии: ______________</w:t>
+        <w:t>Сведения о результатах инвентаризации включаются в ЕФРСБ в течение 3 рабочих дней с даты её окончания (абз. 3 п. 2 ст. 129 127-ФЗ).</w:t>
       </w:r>
     </w:p>
     <w:p/>
     <w:p>
+      <w:pPr>
+        <w:keepNext/>
+        <w:keepLines/>
+      </w:pPr>
+      <w:r>
+        <w:t>Члены комиссии: ______________</w:t>
+      </w:r>
+    </w:p>
+    <w:p>
+      <w:pPr>
+        <w:keepNext/>
+        <w:keepLines/>
+      </w:pPr>
+    </w:p>
+    <w:p>
+      <w:pPr>
+        <w:keepNext/>
+        <w:keepLines/>
+      </w:pPr>
       <w:r>
         <w:t>{{ВИД_УПРАВЛЯЮЩЕГО}} {{ДОЛЖНИК_НАИМЕНОВАНИЕ}}</w:t>
       </w:r>
     </w:p>
-    <w:p/>
     <w:p>
+      <w:pPr>
+        <w:keepNext/>
+        <w:keepLines/>
+      </w:pPr>
+    </w:p>
+    <w:p>
+      <w:pPr>
+        <w:keepNext/>
+        <w:keepLines/>
+      </w:pPr>
       <w:r>
         <w:t>__________________ / {{ФИО_УПРАВЛЯЮЩЕГО}} /</w:t>
       </w:r>
     </w:p>
-    <w:p/>
     <w:p>
+      <w:pPr>
+        <w:keepNext/>
+        <w:keepLines/>
+      </w:pPr>
+    </w:p>
+    <w:p>
+      <w:pPr>
+        <w:keepLines/>
+      </w:pPr>
       <w:r>
         <w:t>{{ДАТА}}</w:t>
-      </w:r>
-    </w:p>
-    <w:p/>
-    <w:p>
-      <w:r>
-        <w:t>Сведения о результатах инвентаризации включаются в ЕФРСБ в течение 3 рабочих дней с даты её окончания (абз. 3 п. 2 ст. 129 127-ФЗ).</w:t>
       </w:r>
     </w:p>
     <w:sectPr>
@@ -1805,6 +2923,7 @@
     <w:rPr>
       <w:rFonts w:ascii="Times New Roman" w:hAnsi="Times New Roman"/>
       <w:sz w:val="24"/>
+      <w:lang w:val="ru-RU" w:eastAsia="ru-RU"/>
     </w:rPr>
   </w:style>
   <w:style w:type="paragraph" w:styleId="Header">

--- a/docs/docx/akt_inventarizacii.docx
+++ b/docs/docx/akt_inventarizacii.docx
@@ -2530,7 +2530,7 @@
         <w:keepLines/>
       </w:pPr>
       <w:r>
-        <w:t>__________________ / {{ФИО_УПРАВЛЯЮЩЕГО}} /</w:t>
+        <w:t>__________________ {{ФИО_УПРАВЛЯЮЩЕГО_ИОФ}}</w:t>
       </w:r>
     </w:p>
     <w:p>
